--- a/ODPC/Compliance Concept note2.docx
+++ b/ODPC/Compliance Concept note2.docx
@@ -9,7 +9,7 @@
         <w:rPr>
           <w:rFonts w:cstheme="minorHAnsi"/>
           <w:b/>
-          <w:sz w:val="28"/>
+          <w:sz w:val="24"/>
           <w:szCs w:val="24"/>
         </w:rPr>
       </w:pPr>
@@ -74,7 +74,7 @@
         <w:rPr>
           <w:rFonts w:cstheme="minorHAnsi"/>
           <w:b/>
-          <w:sz w:val="28"/>
+          <w:sz w:val="24"/>
           <w:szCs w:val="24"/>
         </w:rPr>
         <w:t xml:space="preserve">Kenya Institute of Primate </w:t>
@@ -83,7 +83,7 @@
         <w:rPr>
           <w:rFonts w:cstheme="minorHAnsi"/>
           <w:b/>
-          <w:sz w:val="28"/>
+          <w:sz w:val="24"/>
           <w:szCs w:val="24"/>
         </w:rPr>
         <w:t>Research (</w:t>
@@ -92,7 +92,7 @@
         <w:rPr>
           <w:rFonts w:cstheme="minorHAnsi"/>
           <w:b/>
-          <w:sz w:val="28"/>
+          <w:sz w:val="24"/>
           <w:szCs w:val="24"/>
         </w:rPr>
         <w:t>KIPRE)</w:t>
@@ -104,7 +104,7 @@
         <w:rPr>
           <w:rFonts w:cstheme="minorHAnsi"/>
           <w:b/>
-          <w:sz w:val="28"/>
+          <w:sz w:val="24"/>
           <w:szCs w:val="24"/>
         </w:rPr>
       </w:pPr>
@@ -113,7 +113,7 @@
           <w:rFonts w:cstheme="minorHAnsi"/>
           <w:b/>
           <w:noProof/>
-          <w:sz w:val="28"/>
+          <w:sz w:val="24"/>
           <w:szCs w:val="24"/>
         </w:rPr>
         <mc:AlternateContent>
@@ -190,7 +190,7 @@
         <w:rPr>
           <w:rFonts w:cstheme="minorHAnsi"/>
           <w:b/>
-          <w:sz w:val="28"/>
+          <w:sz w:val="24"/>
           <w:szCs w:val="24"/>
         </w:rPr>
         <w:t>Institutional data protection governance and c</w:t>
@@ -199,7 +199,7 @@
         <w:rPr>
           <w:rFonts w:cstheme="minorHAnsi"/>
           <w:b/>
-          <w:sz w:val="28"/>
+          <w:sz w:val="24"/>
           <w:szCs w:val="24"/>
         </w:rPr>
         <w:t>ompliance implementation</w:t>
@@ -208,7 +208,7 @@
         <w:rPr>
           <w:rFonts w:cstheme="minorHAnsi"/>
           <w:b/>
-          <w:sz w:val="28"/>
+          <w:sz w:val="24"/>
           <w:szCs w:val="24"/>
         </w:rPr>
         <w:t xml:space="preserve"> Strategy</w:t>
@@ -220,7 +220,7 @@
         <w:rPr>
           <w:rFonts w:cstheme="minorHAnsi"/>
           <w:b/>
-          <w:sz w:val="28"/>
+          <w:sz w:val="24"/>
           <w:szCs w:val="24"/>
         </w:rPr>
       </w:pPr>
@@ -228,7 +228,7 @@
         <w:rPr>
           <w:rFonts w:cstheme="minorHAnsi"/>
           <w:b/>
-          <w:sz w:val="28"/>
+          <w:sz w:val="24"/>
           <w:szCs w:val="24"/>
         </w:rPr>
         <w:t xml:space="preserve">Retreat </w:t>
@@ -237,7 +237,7 @@
         <w:rPr>
           <w:rFonts w:cstheme="minorHAnsi"/>
           <w:b/>
-          <w:sz w:val="28"/>
+          <w:sz w:val="24"/>
           <w:szCs w:val="24"/>
         </w:rPr>
         <w:t>Concept note</w:t>
@@ -246,11 +246,33 @@
         <w:rPr>
           <w:rFonts w:cstheme="minorHAnsi"/>
           <w:b/>
-          <w:sz w:val="28"/>
+          <w:sz w:val="24"/>
           <w:szCs w:val="24"/>
         </w:rPr>
         <w:t xml:space="preserve"> for Retreat</w:t>
       </w:r>
+    </w:p>
+    <w:p>
+      <w:pPr>
+        <w:jc w:val="center"/>
+        <w:rPr>
+          <w:rFonts w:cstheme="minorHAnsi"/>
+          <w:b/>
+          <w:sz w:val="24"/>
+          <w:szCs w:val="24"/>
+        </w:rPr>
+      </w:pPr>
+      <w:r>
+        <w:rPr>
+          <w:rFonts w:cstheme="minorHAnsi"/>
+          <w:b/>
+          <w:sz w:val="24"/>
+          <w:szCs w:val="24"/>
+        </w:rPr>
+        <w:t xml:space="preserve">Prepared by DSAS and DPO office. </w:t>
+      </w:r>
+      <w:bookmarkStart w:id="0" w:name="_GoBack"/>
+      <w:bookmarkEnd w:id="0"/>
     </w:p>
     <w:sdt>
       <w:sdtPr>
@@ -337,7 +359,7 @@
             </w:rPr>
             <w:fldChar w:fldCharType="separate"/>
           </w:r>
-          <w:hyperlink w:anchor="_Toc235189448" w:history="1">
+          <w:hyperlink w:anchor="_Toc235291393" w:history="1">
             <w:r>
               <w:rPr>
                 <w:rStyle w:val="Hyperlink"/>
@@ -376,7 +398,7 @@
                 <w:sz w:val="24"/>
                 <w:szCs w:val="24"/>
               </w:rPr>
-              <w:instrText xml:space="preserve"> PAGEREF _Toc235189448 \h </w:instrText>
+              <w:instrText xml:space="preserve"> PAGEREF _Toc235291393 \h </w:instrText>
             </w:r>
             <w:r>
               <w:rPr>
@@ -429,7 +451,7 @@
               <w:szCs w:val="24"/>
             </w:rPr>
           </w:pPr>
-          <w:hyperlink w:anchor="_Toc235189449" w:history="1">
+          <w:hyperlink w:anchor="_Toc235291394" w:history="1">
             <w:r>
               <w:rPr>
                 <w:rStyle w:val="Hyperlink"/>
@@ -468,7 +490,7 @@
                 <w:sz w:val="24"/>
                 <w:szCs w:val="24"/>
               </w:rPr>
-              <w:instrText xml:space="preserve"> PAGEREF _Toc235189449 \h </w:instrText>
+              <w:instrText xml:space="preserve"> PAGEREF _Toc235291394 \h </w:instrText>
             </w:r>
             <w:r>
               <w:rPr>
@@ -521,7 +543,7 @@
               <w:szCs w:val="24"/>
             </w:rPr>
           </w:pPr>
-          <w:hyperlink w:anchor="_Toc235189450" w:history="1">
+          <w:hyperlink w:anchor="_Toc235291395" w:history="1">
             <w:r>
               <w:rPr>
                 <w:rStyle w:val="Hyperlink"/>
@@ -560,7 +582,7 @@
                 <w:sz w:val="24"/>
                 <w:szCs w:val="24"/>
               </w:rPr>
-              <w:instrText xml:space="preserve"> PAGEREF _Toc235189450 \h </w:instrText>
+              <w:instrText xml:space="preserve"> PAGEREF _Toc235291395 \h </w:instrText>
             </w:r>
             <w:r>
               <w:rPr>
@@ -613,7 +635,7 @@
               <w:szCs w:val="24"/>
             </w:rPr>
           </w:pPr>
-          <w:hyperlink w:anchor="_Toc235189451" w:history="1">
+          <w:hyperlink w:anchor="_Toc235291396" w:history="1">
             <w:r>
               <w:rPr>
                 <w:rStyle w:val="Hyperlink"/>
@@ -652,7 +674,7 @@
                 <w:sz w:val="24"/>
                 <w:szCs w:val="24"/>
               </w:rPr>
-              <w:instrText xml:space="preserve"> PAGEREF _Toc235189451 \h </w:instrText>
+              <w:instrText xml:space="preserve"> PAGEREF _Toc235291396 \h </w:instrText>
             </w:r>
             <w:r>
               <w:rPr>
@@ -705,7 +727,7 @@
               <w:szCs w:val="24"/>
             </w:rPr>
           </w:pPr>
-          <w:hyperlink w:anchor="_Toc235189452" w:history="1">
+          <w:hyperlink w:anchor="_Toc235291397" w:history="1">
             <w:r>
               <w:rPr>
                 <w:rStyle w:val="Hyperlink"/>
@@ -744,7 +766,7 @@
                 <w:sz w:val="24"/>
                 <w:szCs w:val="24"/>
               </w:rPr>
-              <w:instrText xml:space="preserve"> PAGEREF _Toc235189452 \h </w:instrText>
+              <w:instrText xml:space="preserve"> PAGEREF _Toc235291397 \h </w:instrText>
             </w:r>
             <w:r>
               <w:rPr>
@@ -797,7 +819,7 @@
               <w:szCs w:val="24"/>
             </w:rPr>
           </w:pPr>
-          <w:hyperlink w:anchor="_Toc235189453" w:history="1">
+          <w:hyperlink w:anchor="_Toc235291398" w:history="1">
             <w:r>
               <w:rPr>
                 <w:rStyle w:val="Hyperlink"/>
@@ -836,7 +858,7 @@
                 <w:sz w:val="24"/>
                 <w:szCs w:val="24"/>
               </w:rPr>
-              <w:instrText xml:space="preserve"> PAGEREF _Toc235189453 \h </w:instrText>
+              <w:instrText xml:space="preserve"> PAGEREF _Toc235291398 \h </w:instrText>
             </w:r>
             <w:r>
               <w:rPr>
@@ -889,7 +911,7 @@
               <w:szCs w:val="24"/>
             </w:rPr>
           </w:pPr>
-          <w:hyperlink w:anchor="_Toc235189454" w:history="1">
+          <w:hyperlink w:anchor="_Toc235291399" w:history="1">
             <w:r>
               <w:rPr>
                 <w:rStyle w:val="Hyperlink"/>
@@ -928,7 +950,7 @@
                 <w:sz w:val="24"/>
                 <w:szCs w:val="24"/>
               </w:rPr>
-              <w:instrText xml:space="preserve"> PAGEREF _Toc235189454 \h </w:instrText>
+              <w:instrText xml:space="preserve"> PAGEREF _Toc235291399 \h </w:instrText>
             </w:r>
             <w:r>
               <w:rPr>
@@ -981,7 +1003,7 @@
               <w:szCs w:val="24"/>
             </w:rPr>
           </w:pPr>
-          <w:hyperlink w:anchor="_Toc235189455" w:history="1">
+          <w:hyperlink w:anchor="_Toc235291400" w:history="1">
             <w:r>
               <w:rPr>
                 <w:rStyle w:val="Hyperlink"/>
@@ -1020,7 +1042,7 @@
                 <w:sz w:val="24"/>
                 <w:szCs w:val="24"/>
               </w:rPr>
-              <w:instrText xml:space="preserve"> PAGEREF _Toc235189455 \h </w:instrText>
+              <w:instrText xml:space="preserve"> PAGEREF _Toc235291400 \h </w:instrText>
             </w:r>
             <w:r>
               <w:rPr>
@@ -1049,7 +1071,7 @@
                 <w:sz w:val="24"/>
                 <w:szCs w:val="24"/>
               </w:rPr>
-              <w:t>6</w:t>
+              <w:t>5</w:t>
             </w:r>
             <w:r>
               <w:rPr>
@@ -1073,7 +1095,7 @@
               <w:szCs w:val="24"/>
             </w:rPr>
           </w:pPr>
-          <w:hyperlink w:anchor="_Toc235189456" w:history="1">
+          <w:hyperlink w:anchor="_Toc235291401" w:history="1">
             <w:r>
               <w:rPr>
                 <w:rStyle w:val="Hyperlink"/>
@@ -1112,7 +1134,7 @@
                 <w:sz w:val="24"/>
                 <w:szCs w:val="24"/>
               </w:rPr>
-              <w:instrText xml:space="preserve"> PAGEREF _Toc235189456 \h </w:instrText>
+              <w:instrText xml:space="preserve"> PAGEREF _Toc235291401 \h </w:instrText>
             </w:r>
             <w:r>
               <w:rPr>
@@ -1141,7 +1163,7 @@
                 <w:sz w:val="24"/>
                 <w:szCs w:val="24"/>
               </w:rPr>
-              <w:t>6</w:t>
+              <w:t>5</w:t>
             </w:r>
             <w:r>
               <w:rPr>
@@ -1165,7 +1187,7 @@
               <w:szCs w:val="24"/>
             </w:rPr>
           </w:pPr>
-          <w:hyperlink w:anchor="_Toc235189457" w:history="1">
+          <w:hyperlink w:anchor="_Toc235291402" w:history="1">
             <w:r>
               <w:rPr>
                 <w:rStyle w:val="Hyperlink"/>
@@ -1204,7 +1226,7 @@
                 <w:sz w:val="24"/>
                 <w:szCs w:val="24"/>
               </w:rPr>
-              <w:instrText xml:space="preserve"> PAGEREF _Toc235189457 \h </w:instrText>
+              <w:instrText xml:space="preserve"> PAGEREF _Toc235291402 \h </w:instrText>
             </w:r>
             <w:r>
               <w:rPr>
@@ -1257,7 +1279,7 @@
               <w:szCs w:val="24"/>
             </w:rPr>
           </w:pPr>
-          <w:hyperlink w:anchor="_Toc235189458" w:history="1">
+          <w:hyperlink w:anchor="_Toc235291403" w:history="1">
             <w:r>
               <w:rPr>
                 <w:rStyle w:val="Hyperlink"/>
@@ -1296,7 +1318,7 @@
                 <w:sz w:val="24"/>
                 <w:szCs w:val="24"/>
               </w:rPr>
-              <w:instrText xml:space="preserve"> PAGEREF _Toc235189458 \h </w:instrText>
+              <w:instrText xml:space="preserve"> PAGEREF _Toc235291403 \h </w:instrText>
             </w:r>
             <w:r>
               <w:rPr>
@@ -1353,7 +1375,7 @@
               <w:szCs w:val="24"/>
             </w:rPr>
           </w:pPr>
-          <w:hyperlink w:anchor="_Toc235189459" w:history="1">
+          <w:hyperlink w:anchor="_Toc235291404" w:history="1">
             <w:r>
               <w:rPr>
                 <w:rStyle w:val="Hyperlink"/>
@@ -1411,7 +1433,7 @@
                 <w:sz w:val="24"/>
                 <w:szCs w:val="24"/>
               </w:rPr>
-              <w:instrText xml:space="preserve"> PAGEREF _Toc235189459 \h </w:instrText>
+              <w:instrText xml:space="preserve"> PAGEREF _Toc235291404 \h </w:instrText>
             </w:r>
             <w:r>
               <w:rPr>
@@ -1468,7 +1490,7 @@
               <w:szCs w:val="24"/>
             </w:rPr>
           </w:pPr>
-          <w:hyperlink w:anchor="_Toc235189460" w:history="1">
+          <w:hyperlink w:anchor="_Toc235291405" w:history="1">
             <w:r>
               <w:rPr>
                 <w:rStyle w:val="Hyperlink"/>
@@ -1526,7 +1548,7 @@
                 <w:sz w:val="24"/>
                 <w:szCs w:val="24"/>
               </w:rPr>
-              <w:instrText xml:space="preserve"> PAGEREF _Toc235189460 \h </w:instrText>
+              <w:instrText xml:space="preserve"> PAGEREF _Toc235291405 \h </w:instrText>
             </w:r>
             <w:r>
               <w:rPr>
@@ -1555,7 +1577,7 @@
                 <w:sz w:val="24"/>
                 <w:szCs w:val="24"/>
               </w:rPr>
-              <w:t>7</w:t>
+              <w:t>6</w:t>
             </w:r>
             <w:r>
               <w:rPr>
@@ -1583,7 +1605,7 @@
               <w:szCs w:val="24"/>
             </w:rPr>
           </w:pPr>
-          <w:hyperlink w:anchor="_Toc235189461" w:history="1">
+          <w:hyperlink w:anchor="_Toc235291406" w:history="1">
             <w:r>
               <w:rPr>
                 <w:rStyle w:val="Hyperlink"/>
@@ -1641,7 +1663,7 @@
                 <w:sz w:val="24"/>
                 <w:szCs w:val="24"/>
               </w:rPr>
-              <w:instrText xml:space="preserve"> PAGEREF _Toc235189461 \h </w:instrText>
+              <w:instrText xml:space="preserve"> PAGEREF _Toc235291406 \h </w:instrText>
             </w:r>
             <w:r>
               <w:rPr>
@@ -1670,7 +1692,7 @@
                 <w:sz w:val="24"/>
                 <w:szCs w:val="24"/>
               </w:rPr>
-              <w:t>7</w:t>
+              <w:t>6</w:t>
             </w:r>
             <w:r>
               <w:rPr>
@@ -1785,6 +1807,18 @@
       <w:pPr>
         <w:rPr>
           <w:rFonts w:cstheme="minorHAnsi"/>
+          <w:b/>
+          <w:bCs/>
+          <w:noProof/>
+          <w:sz w:val="24"/>
+          <w:szCs w:val="24"/>
+        </w:rPr>
+      </w:pPr>
+    </w:p>
+    <w:p>
+      <w:pPr>
+        <w:rPr>
+          <w:rFonts w:cstheme="minorHAnsi"/>
           <w:sz w:val="24"/>
           <w:szCs w:val="24"/>
         </w:rPr>
@@ -1793,7 +1827,7 @@
     <w:tbl>
       <w:tblPr>
         <w:tblStyle w:val="TableGrid"/>
-        <w:tblpPr w:leftFromText="180" w:rightFromText="180" w:vertAnchor="text" w:horzAnchor="margin" w:tblpY="219"/>
+        <w:tblpPr w:leftFromText="180" w:rightFromText="180" w:vertAnchor="text" w:horzAnchor="margin" w:tblpY="-335"/>
         <w:tblW w:w="0" w:type="auto"/>
         <w:tblLook w:val="04A0" w:firstRow="1" w:lastRow="0" w:firstColumn="1" w:lastColumn="0" w:noHBand="0" w:noVBand="1"/>
       </w:tblPr>
@@ -1821,16 +1855,15 @@
                 <w:szCs w:val="24"/>
               </w:rPr>
             </w:pPr>
-            <w:bookmarkStart w:id="0" w:name="_Toc235189448"/>
-            <w:r>
-              <w:rPr>
-                <w:rFonts w:cstheme="minorHAnsi"/>
-                <w:szCs w:val="24"/>
-              </w:rPr>
-              <w:lastRenderedPageBreak/>
+            <w:bookmarkStart w:id="1" w:name="_Toc235291393"/>
+            <w:r>
+              <w:rPr>
+                <w:rFonts w:cstheme="minorHAnsi"/>
+                <w:szCs w:val="24"/>
+              </w:rPr>
               <w:t>Introduction</w:t>
             </w:r>
-            <w:bookmarkEnd w:id="0"/>
+            <w:bookmarkEnd w:id="1"/>
           </w:p>
         </w:tc>
       </w:tr>
@@ -1973,7 +2006,7 @@
                 <w:szCs w:val="24"/>
               </w:rPr>
             </w:pPr>
-            <w:bookmarkStart w:id="1" w:name="_Toc235189449"/>
+            <w:bookmarkStart w:id="2" w:name="_Toc235291394"/>
             <w:r>
               <w:rPr>
                 <w:rFonts w:cstheme="minorHAnsi"/>
@@ -1981,7 +2014,7 @@
               </w:rPr>
               <w:t>Background</w:t>
             </w:r>
-            <w:bookmarkEnd w:id="1"/>
+            <w:bookmarkEnd w:id="2"/>
           </w:p>
         </w:tc>
       </w:tr>
@@ -2160,7 +2193,7 @@
                 <w:szCs w:val="24"/>
               </w:rPr>
             </w:pPr>
-            <w:bookmarkStart w:id="2" w:name="_Toc235189450"/>
+            <w:bookmarkStart w:id="3" w:name="_Toc235291395"/>
             <w:r>
               <w:rPr>
                 <w:rFonts w:cstheme="minorHAnsi"/>
@@ -2168,7 +2201,7 @@
               </w:rPr>
               <w:t>Justification</w:t>
             </w:r>
-            <w:bookmarkEnd w:id="2"/>
+            <w:bookmarkEnd w:id="3"/>
           </w:p>
         </w:tc>
       </w:tr>
@@ -2355,26 +2388,6 @@
         </w:rPr>
         <w:t>Consequently, the retreat will complement, rather than duplicate, the proposed consultancy (DSAS work plan 2026/27) by establishing the institutional governance, compliance, and implementation arrangements required to support the development and long-term sustainability of the Data Governance Framework. The resulting implementation strategy will strengthen institutional accountability, improve research data governance, enhance compliance with the Data Protection Act, 2019, and provide a coordinated framework for managing data as a strategic institutional asset.</w:t>
       </w:r>
-    </w:p>
-    <w:p>
-      <w:pPr>
-        <w:jc w:val="both"/>
-        <w:rPr>
-          <w:rFonts w:cstheme="minorHAnsi"/>
-          <w:sz w:val="24"/>
-          <w:szCs w:val="24"/>
-        </w:rPr>
-      </w:pPr>
-    </w:p>
-    <w:p>
-      <w:pPr>
-        <w:jc w:val="both"/>
-        <w:rPr>
-          <w:rFonts w:cstheme="minorHAnsi"/>
-          <w:sz w:val="24"/>
-          <w:szCs w:val="24"/>
-        </w:rPr>
-      </w:pPr>
     </w:p>
     <w:tbl>
       <w:tblPr>
@@ -2406,7 +2419,7 @@
                 <w:szCs w:val="24"/>
               </w:rPr>
             </w:pPr>
-            <w:bookmarkStart w:id="3" w:name="_Toc235189451"/>
+            <w:bookmarkStart w:id="4" w:name="_Toc235291396"/>
             <w:r>
               <w:rPr>
                 <w:rFonts w:cstheme="minorHAnsi"/>
@@ -2414,7 +2427,7 @@
               </w:rPr>
               <w:t>Purpose</w:t>
             </w:r>
-            <w:bookmarkEnd w:id="3"/>
+            <w:bookmarkEnd w:id="4"/>
           </w:p>
         </w:tc>
       </w:tr>
@@ -2444,16 +2457,6 @@
         </w:rPr>
         <w:t>strengthen institutional data protection governance and establish a coordinated framework for implementing the Data Protection Act, 2019 as part of KIPRE's broader Institutional Data Governance Framework.</w:t>
       </w:r>
-    </w:p>
-    <w:p>
-      <w:pPr>
-        <w:jc w:val="both"/>
-        <w:rPr>
-          <w:rFonts w:cstheme="minorHAnsi"/>
-          <w:sz w:val="24"/>
-          <w:szCs w:val="24"/>
-        </w:rPr>
-      </w:pPr>
     </w:p>
     <w:tbl>
       <w:tblPr>
@@ -2485,7 +2488,7 @@
                 <w:szCs w:val="24"/>
               </w:rPr>
             </w:pPr>
-            <w:bookmarkStart w:id="4" w:name="_Toc235189452"/>
+            <w:bookmarkStart w:id="5" w:name="_Toc235291397"/>
             <w:r>
               <w:rPr>
                 <w:rFonts w:cstheme="minorHAnsi"/>
@@ -2493,7 +2496,7 @@
               </w:rPr>
               <w:t>Objectives</w:t>
             </w:r>
-            <w:bookmarkEnd w:id="4"/>
+            <w:bookmarkEnd w:id="5"/>
           </w:p>
         </w:tc>
       </w:tr>
@@ -2690,24 +2693,6 @@
         </w:rPr>
         <w:t>Develop a costed implementation work plan with clear responsibilities and timelines.</w:t>
       </w:r>
-    </w:p>
-    <w:p>
-      <w:pPr>
-        <w:rPr>
-          <w:rFonts w:cstheme="minorHAnsi"/>
-          <w:sz w:val="24"/>
-          <w:szCs w:val="24"/>
-        </w:rPr>
-      </w:pPr>
-    </w:p>
-    <w:p>
-      <w:pPr>
-        <w:rPr>
-          <w:rFonts w:cstheme="minorHAnsi"/>
-          <w:sz w:val="24"/>
-          <w:szCs w:val="24"/>
-        </w:rPr>
-      </w:pPr>
     </w:p>
     <w:tbl>
       <w:tblPr>
@@ -2931,7 +2916,7 @@
           <w:sz w:val="24"/>
           <w:szCs w:val="24"/>
         </w:rPr>
-        <w:t>Internal Audit</w:t>
+        <w:t>Planning and Strategy</w:t>
       </w:r>
     </w:p>
     <w:p>
@@ -2953,7 +2938,7 @@
           <w:sz w:val="24"/>
           <w:szCs w:val="24"/>
         </w:rPr>
-        <w:t>Quality Assurance</w:t>
+        <w:t>Internal Audit</w:t>
       </w:r>
     </w:p>
     <w:p>
@@ -2972,10 +2957,11 @@
       <w:r>
         <w:rPr>
           <w:rFonts w:cstheme="minorHAnsi"/>
-          <w:sz w:val="24"/>
-          <w:szCs w:val="24"/>
-        </w:rPr>
-        <w:t>Records Management / Registry</w:t>
+          <w:color w:val="FF0000"/>
+          <w:sz w:val="24"/>
+          <w:szCs w:val="24"/>
+        </w:rPr>
+        <w:t>Quality Assurance</w:t>
       </w:r>
     </w:p>
     <w:p>
@@ -2997,7 +2983,7 @@
           <w:sz w:val="24"/>
           <w:szCs w:val="24"/>
         </w:rPr>
-        <w:t>Corporate Communications</w:t>
+        <w:t>Records Management / Registry</w:t>
       </w:r>
     </w:p>
     <w:p>
@@ -3019,7 +3005,7 @@
           <w:sz w:val="24"/>
           <w:szCs w:val="24"/>
         </w:rPr>
-        <w:t>Monitoring and Evaluation</w:t>
+        <w:t>Corporate Communications</w:t>
       </w:r>
     </w:p>
     <w:p>
@@ -3041,7 +3027,7 @@
           <w:sz w:val="24"/>
           <w:szCs w:val="24"/>
         </w:rPr>
-        <w:t>Legal (where applicable)</w:t>
+        <w:t>Monitoring and Evaluation</w:t>
       </w:r>
     </w:p>
     <w:p>
@@ -3063,7 +3049,7 @@
           <w:sz w:val="24"/>
           <w:szCs w:val="24"/>
         </w:rPr>
-        <w:t>Laboratory Services</w:t>
+        <w:t>Legal (where applicable)</w:t>
       </w:r>
     </w:p>
     <w:p>
@@ -3085,6 +3071,28 @@
           <w:sz w:val="24"/>
           <w:szCs w:val="24"/>
         </w:rPr>
+        <w:t>Laboratory Services</w:t>
+      </w:r>
+    </w:p>
+    <w:p>
+      <w:pPr>
+        <w:pStyle w:val="ListParagraph"/>
+        <w:numPr>
+          <w:ilvl w:val="0"/>
+          <w:numId w:val="14"/>
+        </w:numPr>
+        <w:rPr>
+          <w:rFonts w:cstheme="minorHAnsi"/>
+          <w:sz w:val="24"/>
+          <w:szCs w:val="24"/>
+        </w:rPr>
+      </w:pPr>
+      <w:r>
+        <w:rPr>
+          <w:rFonts w:cstheme="minorHAnsi"/>
+          <w:sz w:val="24"/>
+          <w:szCs w:val="24"/>
+        </w:rPr>
         <w:t>Data Protection Champions from each directorate or division</w:t>
       </w:r>
     </w:p>
@@ -3102,7 +3110,47 @@
           <w:sz w:val="24"/>
           <w:szCs w:val="24"/>
         </w:rPr>
-        <w:t>Resource persons may be invited from the Kenya School of Law and other relevant institutions, subject to availability.</w:t>
+        <w:t>Resource persons will</w:t>
+      </w:r>
+      <w:r>
+        <w:rPr>
+          <w:rFonts w:cstheme="minorHAnsi"/>
+          <w:sz w:val="24"/>
+          <w:szCs w:val="24"/>
+        </w:rPr>
+        <w:t xml:space="preserve"> be invited from the Kenya School of </w:t>
+      </w:r>
+      <w:r>
+        <w:rPr>
+          <w:rFonts w:cstheme="minorHAnsi"/>
+          <w:sz w:val="24"/>
+          <w:szCs w:val="24"/>
+        </w:rPr>
+        <w:t>Law, ODPC</w:t>
+      </w:r>
+      <w:r>
+        <w:rPr>
+          <w:rFonts w:cstheme="minorHAnsi"/>
+          <w:sz w:val="24"/>
+          <w:szCs w:val="24"/>
+        </w:rPr>
+        <w:t xml:space="preserve"> and</w:t>
+      </w:r>
+      <w:r>
+        <w:rPr>
+          <w:rFonts w:cstheme="minorHAnsi"/>
+          <w:sz w:val="24"/>
+          <w:szCs w:val="24"/>
+        </w:rPr>
+        <w:t>/or</w:t>
+      </w:r>
+      <w:r>
+        <w:rPr>
+          <w:rFonts w:cstheme="minorHAnsi"/>
+          <w:sz w:val="24"/>
+          <w:szCs w:val="24"/>
+        </w:rPr>
+        <w:t xml:space="preserve"> other relevant institutions, subject to availability.</w:t>
       </w:r>
     </w:p>
     <w:tbl>
@@ -3135,7 +3183,7 @@
                 <w:szCs w:val="24"/>
               </w:rPr>
             </w:pPr>
-            <w:bookmarkStart w:id="5" w:name="_Toc235189453"/>
+            <w:bookmarkStart w:id="6" w:name="_Toc235291398"/>
             <w:r>
               <w:rPr>
                 <w:rFonts w:cstheme="minorHAnsi"/>
@@ -3143,7 +3191,7 @@
               </w:rPr>
               <w:t>Approaches</w:t>
             </w:r>
-            <w:bookmarkEnd w:id="5"/>
+            <w:bookmarkEnd w:id="6"/>
           </w:p>
         </w:tc>
       </w:tr>
@@ -3399,7 +3447,7 @@
                 <w:szCs w:val="24"/>
               </w:rPr>
             </w:pPr>
-            <w:bookmarkStart w:id="6" w:name="_Toc235189454"/>
+            <w:bookmarkStart w:id="7" w:name="_Toc235291399"/>
             <w:r>
               <w:rPr>
                 <w:rFonts w:cstheme="minorHAnsi"/>
@@ -3407,7 +3455,7 @@
               </w:rPr>
               <w:t>Expected outcomes</w:t>
             </w:r>
-            <w:bookmarkEnd w:id="6"/>
+            <w:bookmarkEnd w:id="7"/>
           </w:p>
         </w:tc>
       </w:tr>
@@ -3613,7 +3661,7 @@
                 <w:szCs w:val="24"/>
               </w:rPr>
             </w:pPr>
-            <w:bookmarkStart w:id="7" w:name="_Toc235189455"/>
+            <w:bookmarkStart w:id="8" w:name="_Toc235291400"/>
             <w:r>
               <w:rPr>
                 <w:rFonts w:cstheme="minorHAnsi"/>
@@ -3621,7 +3669,7 @@
               </w:rPr>
               <w:t>Duration and venue</w:t>
             </w:r>
-            <w:bookmarkEnd w:id="7"/>
+            <w:bookmarkEnd w:id="8"/>
           </w:p>
         </w:tc>
       </w:tr>
@@ -3689,7 +3737,7 @@
                 <w:szCs w:val="24"/>
               </w:rPr>
             </w:pPr>
-            <w:bookmarkStart w:id="8" w:name="_Toc235189456"/>
+            <w:bookmarkStart w:id="9" w:name="_Toc235291401"/>
             <w:r>
               <w:rPr>
                 <w:rFonts w:cstheme="minorHAnsi"/>
@@ -3697,7 +3745,7 @@
               </w:rPr>
               <w:t>Budget</w:t>
             </w:r>
-            <w:bookmarkEnd w:id="8"/>
+            <w:bookmarkEnd w:id="9"/>
           </w:p>
         </w:tc>
       </w:tr>
@@ -3757,7 +3805,7 @@
                 <w:szCs w:val="24"/>
               </w:rPr>
             </w:pPr>
-            <w:bookmarkStart w:id="9" w:name="_Toc235189457"/>
+            <w:bookmarkStart w:id="10" w:name="_Toc235291402"/>
             <w:r>
               <w:rPr>
                 <w:rFonts w:cstheme="minorHAnsi"/>
@@ -3765,7 +3813,7 @@
               </w:rPr>
               <w:t>Recommendation</w:t>
             </w:r>
-            <w:bookmarkEnd w:id="9"/>
+            <w:bookmarkEnd w:id="10"/>
           </w:p>
         </w:tc>
       </w:tr>
@@ -3786,35 +3834,6 @@
         </w:rPr>
         <w:t>Management is requested to approve the proposed retreat and facilitate the necessary resources to enable the development of KIPRE's Data Protection Compliance Implementation Strategy and strengthen institutional data protection governance.</w:t>
       </w:r>
-    </w:p>
-    <w:p>
-      <w:pPr>
-        <w:rPr>
-          <w:rFonts w:cstheme="minorHAnsi"/>
-          <w:sz w:val="24"/>
-          <w:szCs w:val="24"/>
-        </w:rPr>
-      </w:pPr>
-    </w:p>
-    <w:p>
-      <w:pPr>
-        <w:rPr>
-          <w:rFonts w:cstheme="minorHAnsi"/>
-          <w:sz w:val="24"/>
-          <w:szCs w:val="24"/>
-        </w:rPr>
-      </w:pPr>
-    </w:p>
-    <w:p>
-      <w:pPr>
-        <w:rPr>
-          <w:rFonts w:cstheme="minorHAnsi"/>
-          <w:sz w:val="24"/>
-          <w:szCs w:val="24"/>
-        </w:rPr>
-      </w:pPr>
-      <w:bookmarkStart w:id="10" w:name="_GoBack"/>
-      <w:bookmarkEnd w:id="10"/>
     </w:p>
     <w:tbl>
       <w:tblPr>
@@ -3846,7 +3865,7 @@
                 <w:szCs w:val="24"/>
               </w:rPr>
             </w:pPr>
-            <w:bookmarkStart w:id="11" w:name="_Toc235189458"/>
+            <w:bookmarkStart w:id="11" w:name="_Toc235291403"/>
             <w:r>
               <w:rPr>
                 <w:rFonts w:cstheme="minorHAnsi"/>
@@ -3875,41 +3894,11 @@
           <w:rFonts w:asciiTheme="minorHAnsi" w:hAnsiTheme="minorHAnsi" w:cstheme="minorHAnsi"/>
         </w:rPr>
       </w:pPr>
-      <w:bookmarkStart w:id="12" w:name="_Toc235189459"/>
+      <w:bookmarkStart w:id="12" w:name="_Toc235291404"/>
       <w:r>
         <w:rPr>
           <w:rFonts w:asciiTheme="minorHAnsi" w:hAnsiTheme="minorHAnsi" w:cstheme="minorHAnsi"/>
-        </w:rPr>
-        <w:t>Institut</w:t>
-      </w:r>
-      <w:r>
-        <w:rPr>
-          <w:rFonts w:asciiTheme="minorHAnsi" w:hAnsiTheme="minorHAnsi" w:cstheme="minorHAnsi"/>
-        </w:rPr>
-        <w:t>ional Data Governance Framework</w:t>
-      </w:r>
-      <w:r>
-        <w:rPr>
-          <w:rFonts w:asciiTheme="minorHAnsi" w:hAnsiTheme="minorHAnsi" w:cstheme="minorHAnsi"/>
-        </w:rPr>
-        <w:t xml:space="preserve"> structure</w:t>
-      </w:r>
-      <w:bookmarkEnd w:id="12"/>
-    </w:p>
-    <w:p>
-      <w:pPr>
-        <w:rPr>
-          <w:rFonts w:cstheme="minorHAnsi"/>
-          <w:sz w:val="24"/>
-          <w:szCs w:val="24"/>
-        </w:rPr>
-      </w:pPr>
-      <w:r>
-        <w:rPr>
-          <w:rFonts w:cstheme="minorHAnsi"/>
           <w:noProof/>
-          <w:sz w:val="24"/>
-          <w:szCs w:val="24"/>
         </w:rPr>
         <mc:AlternateContent>
           <mc:Choice Requires="wps">
@@ -3920,10 +3909,10 @@
                   <wp:posOffset>1356360</wp:posOffset>
                 </wp:positionH>
                 <wp:positionV relativeFrom="paragraph">
-                  <wp:posOffset>47625</wp:posOffset>
+                  <wp:posOffset>229235</wp:posOffset>
                 </wp:positionV>
-                <wp:extent cx="2476500" cy="457200"/>
-                <wp:effectExtent l="0" t="0" r="19050" b="19050"/>
+                <wp:extent cx="2476500" cy="563880"/>
+                <wp:effectExtent l="0" t="0" r="19050" b="26670"/>
                 <wp:wrapNone/>
                 <wp:docPr id="4" name="Rectangle 4"/>
                 <wp:cNvGraphicFramePr/>
@@ -3934,13 +3923,13 @@
                       <wps:spPr>
                         <a:xfrm>
                           <a:off x="0" y="0"/>
-                          <a:ext cx="2476500" cy="457200"/>
+                          <a:ext cx="2476500" cy="563880"/>
                         </a:xfrm>
                         <a:prstGeom prst="rect">
                           <a:avLst/>
                         </a:prstGeom>
                         <a:solidFill>
-                          <a:schemeClr val="accent1">
+                          <a:schemeClr val="accent2">
                             <a:lumMod val="75000"/>
                           </a:schemeClr>
                         </a:solidFill>
@@ -3976,7 +3965,15 @@
                               <w:jc w:val="center"/>
                             </w:pPr>
                             <w:r>
-                              <w:t>KIPRE Institutional Data Governance Framework</w:t>
+                              <w:t xml:space="preserve">KIPRE Institutional </w:t>
+                            </w:r>
+                          </w:p>
+                          <w:p>
+                            <w:pPr>
+                              <w:jc w:val="center"/>
+                            </w:pPr>
+                            <w:r>
+                              <w:t>Data Governance Framework</w:t>
                             </w:r>
                           </w:p>
                         </w:txbxContent>
@@ -4001,7 +3998,7 @@
           </mc:Choice>
           <mc:Fallback>
             <w:pict>
-              <v:rect id="Rectangle 4" o:spid="_x0000_s1026" style="position:absolute;margin-left:106.8pt;margin-top:3.75pt;width:195pt;height:36pt;z-index:251660288;visibility:visible;mso-wrap-style:square;mso-width-percent:0;mso-height-percent:0;mso-wrap-distance-left:9pt;mso-wrap-distance-top:0;mso-wrap-distance-right:9pt;mso-wrap-distance-bottom:0;mso-position-horizontal:absolute;mso-position-horizontal-relative:text;mso-position-vertical:absolute;mso-position-vertical-relative:text;mso-width-percent:0;mso-height-percent:0;mso-width-relative:margin;mso-height-relative:margin;v-text-anchor:middle" o:gfxdata="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" fillcolor="#2e74b5 [2404]" strokecolor="#a8d08d [1945]" strokeweight="1pt">
+              <v:rect id="Rectangle 4" o:spid="_x0000_s1026" style="position:absolute;left:0;text-align:left;margin-left:106.8pt;margin-top:18.05pt;width:195pt;height:44.4pt;z-index:251660288;visibility:visible;mso-wrap-style:square;mso-width-percent:0;mso-height-percent:0;mso-wrap-distance-left:9pt;mso-wrap-distance-top:0;mso-wrap-distance-right:9pt;mso-wrap-distance-bottom:0;mso-position-horizontal:absolute;mso-position-horizontal-relative:text;mso-position-vertical:absolute;mso-position-vertical-relative:text;mso-width-percent:0;mso-height-percent:0;mso-width-relative:margin;mso-height-relative:margin;v-text-anchor:middle" o:gfxdata="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" fillcolor="#c45911 [2405]" strokecolor="#a8d08d [1945]" strokeweight="1pt">
                 <v:textbox>
                   <w:txbxContent>
                     <w:p>
@@ -4009,7 +4006,15 @@
                         <w:jc w:val="center"/>
                       </w:pPr>
                       <w:r>
-                        <w:t>KIPRE Institutional Data Governance Framework</w:t>
+                        <w:t xml:space="preserve">KIPRE Institutional </w:t>
+                      </w:r>
+                    </w:p>
+                    <w:p>
+                      <w:pPr>
+                        <w:jc w:val="center"/>
+                      </w:pPr>
+                      <w:r>
+                        <w:t>Data Governance Framework</w:t>
                       </w:r>
                     </w:p>
                   </w:txbxContent>
@@ -4019,6 +4024,34 @@
           </mc:Fallback>
         </mc:AlternateContent>
       </w:r>
+      <w:r>
+        <w:rPr>
+          <w:rFonts w:asciiTheme="minorHAnsi" w:hAnsiTheme="minorHAnsi" w:cstheme="minorHAnsi"/>
+        </w:rPr>
+        <w:t>Institut</w:t>
+      </w:r>
+      <w:r>
+        <w:rPr>
+          <w:rFonts w:asciiTheme="minorHAnsi" w:hAnsiTheme="minorHAnsi" w:cstheme="minorHAnsi"/>
+        </w:rPr>
+        <w:t>ional Data Governance Framework</w:t>
+      </w:r>
+      <w:r>
+        <w:rPr>
+          <w:rFonts w:asciiTheme="minorHAnsi" w:hAnsiTheme="minorHAnsi" w:cstheme="minorHAnsi"/>
+        </w:rPr>
+        <w:t xml:space="preserve"> structure</w:t>
+      </w:r>
+      <w:bookmarkEnd w:id="12"/>
+    </w:p>
+    <w:p>
+      <w:pPr>
+        <w:rPr>
+          <w:rFonts w:cstheme="minorHAnsi"/>
+          <w:sz w:val="24"/>
+          <w:szCs w:val="24"/>
+        </w:rPr>
+      </w:pPr>
     </w:p>
     <w:p>
       <w:pPr>
@@ -4044,10 +4077,10 @@
                   <wp:posOffset>2430780</wp:posOffset>
                 </wp:positionH>
                 <wp:positionV relativeFrom="paragraph">
-                  <wp:posOffset>257175</wp:posOffset>
+                  <wp:posOffset>210820</wp:posOffset>
                 </wp:positionV>
-                <wp:extent cx="45719" cy="274320"/>
-                <wp:effectExtent l="19050" t="0" r="31115" b="30480"/>
+                <wp:extent cx="510540" cy="350520"/>
+                <wp:effectExtent l="38100" t="0" r="3810" b="30480"/>
                 <wp:wrapNone/>
                 <wp:docPr id="39" name="Down Arrow 39"/>
                 <wp:cNvGraphicFramePr/>
@@ -4058,11 +4091,14 @@
                       <wps:spPr>
                         <a:xfrm>
                           <a:off x="0" y="0"/>
-                          <a:ext cx="45719" cy="274320"/>
+                          <a:ext cx="510540" cy="350520"/>
                         </a:xfrm>
                         <a:prstGeom prst="downArrow">
                           <a:avLst/>
                         </a:prstGeom>
+                        <a:solidFill>
+                          <a:srgbClr val="7030A0"/>
+                        </a:solidFill>
                       </wps:spPr>
                       <wps:style>
                         <a:lnRef idx="2">
@@ -4100,7 +4136,7 @@
           </mc:Choice>
           <mc:Fallback>
             <w:pict>
-              <v:shapetype w14:anchorId="736DDF4E" id="_x0000_t67" coordsize="21600,21600" o:spt="67" adj="16200,5400" path="m0@0l@1@0@1,0@2,0@2@0,21600@0,10800,21600xe">
+              <v:shapetype w14:anchorId="3C8ECFD8" id="_x0000_t67" coordsize="21600,21600" o:spt="67" adj="16200,5400" path="m0@0l@1@0@1,0@2,0@2@0,21600@0,10800,21600xe">
                 <v:stroke joinstyle="miter"/>
                 <v:formulas>
                   <v:f eqn="val #0"/>
@@ -4116,7 +4152,7 @@
                   <v:h position="#1,#0" xrange="0,10800" yrange="0,21600"/>
                 </v:handles>
               </v:shapetype>
-              <v:shape id="Down Arrow 39" o:spid="_x0000_s1026" type="#_x0000_t67" style="position:absolute;margin-left:191.4pt;margin-top:20.25pt;width:3.6pt;height:21.6pt;z-index:251710464;visibility:visible;mso-wrap-style:square;mso-width-percent:0;mso-height-percent:0;mso-wrap-distance-left:9pt;mso-wrap-distance-top:0;mso-wrap-distance-right:9pt;mso-wrap-distance-bottom:0;mso-position-horizontal:absolute;mso-position-horizontal-relative:text;mso-position-vertical:absolute;mso-position-vertical-relative:text;mso-width-percent:0;mso-height-percent:0;mso-width-relative:margin;mso-height-relative:margin;v-text-anchor:middle" o:gfxdata="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" adj="19800" fillcolor="#5b9bd5 [3204]" strokecolor="#1f4d78 [1604]" strokeweight="1pt"/>
+              <v:shape id="Down Arrow 39" o:spid="_x0000_s1026" type="#_x0000_t67" style="position:absolute;margin-left:191.4pt;margin-top:16.6pt;width:40.2pt;height:27.6pt;z-index:251710464;visibility:visible;mso-wrap-style:square;mso-width-percent:0;mso-height-percent:0;mso-wrap-distance-left:9pt;mso-wrap-distance-top:0;mso-wrap-distance-right:9pt;mso-wrap-distance-bottom:0;mso-position-horizontal:absolute;mso-position-horizontal-relative:text;mso-position-vertical:absolute;mso-position-vertical-relative:text;mso-width-percent:0;mso-height-percent:0;mso-width-relative:margin;mso-height-relative:margin;v-text-anchor:middle" o:gfxdata="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" adj="10800" fillcolor="#7030a0" strokecolor="#1f4d78 [1604]" strokeweight="1pt"/>
             </w:pict>
           </mc:Fallback>
         </mc:AlternateContent>
@@ -4263,6 +4299,12 @@
                         <a:prstGeom prst="rect">
                           <a:avLst/>
                         </a:prstGeom>
+                        <a:solidFill>
+                          <a:schemeClr val="accent2">
+                            <a:lumMod val="60000"/>
+                            <a:lumOff val="40000"/>
+                          </a:schemeClr>
+                        </a:solidFill>
                       </wps:spPr>
                       <wps:style>
                         <a:lnRef idx="2">
@@ -4284,7 +4326,13 @@
                         <w:txbxContent>
                           <w:p>
                             <w:r>
-                              <w:t>Information                                        Security</w:t>
+                              <w:t xml:space="preserve">Information         </w:t>
+                            </w:r>
+                            <w:r>
+                              <w:t xml:space="preserve">                               s</w:t>
+                            </w:r>
+                            <w:r>
+                              <w:t>ecurity</w:t>
                             </w:r>
                           </w:p>
                           <w:p>
@@ -4314,12 +4362,18 @@
           </mc:Choice>
           <mc:Fallback>
             <w:pict>
-              <v:rect w14:anchorId="7FE03165" id="Rectangle 11" o:spid="_x0000_s1027" style="position:absolute;margin-left:355.8pt;margin-top:.5pt;width:75.6pt;height:38.4pt;z-index:251671552;visibility:visible;mso-wrap-style:square;mso-width-percent:0;mso-height-percent:0;mso-wrap-distance-left:9pt;mso-wrap-distance-top:0;mso-wrap-distance-right:9pt;mso-wrap-distance-bottom:0;mso-position-horizontal:absolute;mso-position-horizontal-relative:margin;mso-position-vertical:absolute;mso-position-vertical-relative:text;mso-width-percent:0;mso-height-percent:0;mso-width-relative:margin;mso-height-relative:margin;v-text-anchor:middle" o:gfxdata="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" fillcolor="#5b9bd5 [3204]" strokecolor="#1f4d78 [1604]" strokeweight="1pt">
+              <v:rect w14:anchorId="7FE03165" id="Rectangle 11" o:spid="_x0000_s1027" style="position:absolute;margin-left:355.8pt;margin-top:.5pt;width:75.6pt;height:38.4pt;z-index:251671552;visibility:visible;mso-wrap-style:square;mso-width-percent:0;mso-height-percent:0;mso-wrap-distance-left:9pt;mso-wrap-distance-top:0;mso-wrap-distance-right:9pt;mso-wrap-distance-bottom:0;mso-position-horizontal:absolute;mso-position-horizontal-relative:margin;mso-position-vertical:absolute;mso-position-vertical-relative:text;mso-width-percent:0;mso-height-percent:0;mso-width-relative:margin;mso-height-relative:margin;v-text-anchor:middle" o:gfxdata="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" fillcolor="#f4b083 [1941]" strokecolor="#1f4d78 [1604]" strokeweight="1pt">
                 <v:textbox>
                   <w:txbxContent>
                     <w:p>
                       <w:r>
-                        <w:t>Information                                        Security</w:t>
+                        <w:t xml:space="preserve">Information         </w:t>
+                      </w:r>
+                      <w:r>
+                        <w:t xml:space="preserve">                               s</w:t>
+                      </w:r>
+                      <w:r>
+                        <w:t>ecurity</w:t>
                       </w:r>
                     </w:p>
                     <w:p>
@@ -4370,6 +4424,12 @@
                         <a:prstGeom prst="rect">
                           <a:avLst/>
                         </a:prstGeom>
+                        <a:solidFill>
+                          <a:schemeClr val="accent2">
+                            <a:lumMod val="60000"/>
+                            <a:lumOff val="40000"/>
+                          </a:schemeClr>
+                        </a:solidFill>
                       </wps:spPr>
                       <wps:style>
                         <a:lnRef idx="2">
@@ -4394,7 +4454,10 @@
                               <w:jc w:val="center"/>
                             </w:pPr>
                             <w:r>
-                              <w:t xml:space="preserve">Research Data Governance   </w:t>
+                              <w:t>Data g</w:t>
+                            </w:r>
+                            <w:r>
+                              <w:t xml:space="preserve">overnance   </w:t>
                             </w:r>
                           </w:p>
                         </w:txbxContent>
@@ -4419,7 +4482,7 @@
           </mc:Choice>
           <mc:Fallback>
             <w:pict>
-              <v:rect w14:anchorId="7FE03165" id="Rectangle 9" o:spid="_x0000_s1028" style="position:absolute;margin-left:257.4pt;margin-top:.5pt;width:82.2pt;height:37.2pt;z-index:251667456;visibility:visible;mso-wrap-style:square;mso-width-percent:0;mso-height-percent:0;mso-wrap-distance-left:9pt;mso-wrap-distance-top:0;mso-wrap-distance-right:9pt;mso-wrap-distance-bottom:0;mso-position-horizontal:absolute;mso-position-horizontal-relative:text;mso-position-vertical:absolute;mso-position-vertical-relative:text;mso-width-percent:0;mso-height-percent:0;mso-width-relative:margin;mso-height-relative:margin;v-text-anchor:middle" o:gfxdata="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" fillcolor="#5b9bd5 [3204]" strokecolor="#1f4d78 [1604]" strokeweight="1pt">
+              <v:rect w14:anchorId="7FE03165" id="Rectangle 9" o:spid="_x0000_s1028" style="position:absolute;margin-left:257.4pt;margin-top:.5pt;width:82.2pt;height:37.2pt;z-index:251667456;visibility:visible;mso-wrap-style:square;mso-width-percent:0;mso-height-percent:0;mso-wrap-distance-left:9pt;mso-wrap-distance-top:0;mso-wrap-distance-right:9pt;mso-wrap-distance-bottom:0;mso-position-horizontal:absolute;mso-position-horizontal-relative:text;mso-position-vertical:absolute;mso-position-vertical-relative:text;mso-width-percent:0;mso-height-percent:0;mso-width-relative:margin;mso-height-relative:margin;v-text-anchor:middle" o:gfxdata="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" fillcolor="#f4b083 [1941]" strokecolor="#1f4d78 [1604]" strokeweight="1pt">
                 <v:textbox>
                   <w:txbxContent>
                     <w:p>
@@ -4427,7 +4490,10 @@
                         <w:jc w:val="center"/>
                       </w:pPr>
                       <w:r>
-                        <w:t xml:space="preserve">Research Data Governance   </w:t>
+                        <w:t>Data g</w:t>
+                      </w:r>
+                      <w:r>
+                        <w:t xml:space="preserve">overnance   </w:t>
                       </w:r>
                     </w:p>
                   </w:txbxContent>
@@ -4502,7 +4568,10 @@
                               <w:jc w:val="center"/>
                             </w:pPr>
                             <w:r>
-                              <w:t xml:space="preserve">Data Quality  </w:t>
+                              <w:t>Data q</w:t>
+                            </w:r>
+                            <w:r>
+                              <w:t xml:space="preserve">uality  </w:t>
                             </w:r>
                           </w:p>
                         </w:txbxContent>
@@ -4535,7 +4604,10 @@
                         <w:jc w:val="center"/>
                       </w:pPr>
                       <w:r>
-                        <w:t xml:space="preserve">Data Quality  </w:t>
+                        <w:t>Data q</w:t>
+                      </w:r>
+                      <w:r>
+                        <w:t xml:space="preserve">uality  </w:t>
                       </w:r>
                     </w:p>
                   </w:txbxContent>
@@ -4610,7 +4682,10 @@
                               <w:jc w:val="center"/>
                             </w:pPr>
                             <w:r>
-                              <w:t xml:space="preserve">Data Standards  </w:t>
+                              <w:t>Data s</w:t>
+                            </w:r>
+                            <w:r>
+                              <w:t xml:space="preserve">tandards  </w:t>
                             </w:r>
                           </w:p>
                         </w:txbxContent>
@@ -4643,7 +4718,10 @@
                         <w:jc w:val="center"/>
                       </w:pPr>
                       <w:r>
-                        <w:t xml:space="preserve">Data Standards  </w:t>
+                        <w:t>Data s</w:t>
+                      </w:r>
+                      <w:r>
+                        <w:t xml:space="preserve">tandards  </w:t>
                       </w:r>
                     </w:p>
                   </w:txbxContent>
@@ -4688,6 +4766,12 @@
                         <a:prstGeom prst="rect">
                           <a:avLst/>
                         </a:prstGeom>
+                        <a:solidFill>
+                          <a:schemeClr val="accent2">
+                            <a:lumMod val="60000"/>
+                            <a:lumOff val="40000"/>
+                          </a:schemeClr>
+                        </a:solidFill>
                       </wps:spPr>
                       <wps:style>
                         <a:lnRef idx="2">
@@ -4731,7 +4815,7 @@
           </mc:Choice>
           <mc:Fallback>
             <w:pict>
-              <v:rect w14:anchorId="7FE03165" id="Rectangle 10" o:spid="_x0000_s1031" style="position:absolute;margin-left:177.6pt;margin-top:.5pt;width:63.6pt;height:28.8pt;z-index:251669504;visibility:visible;mso-wrap-style:square;mso-wrap-distance-left:9pt;mso-wrap-distance-top:0;mso-wrap-distance-right:9pt;mso-wrap-distance-bottom:0;mso-position-horizontal:absolute;mso-position-horizontal-relative:text;mso-position-vertical:absolute;mso-position-vertical-relative:text;v-text-anchor:middle" o:gfxdata="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" fillcolor="#5b9bd5 [3204]" strokecolor="#1f4d78 [1604]" strokeweight="1pt">
+              <v:rect w14:anchorId="7FE03165" id="Rectangle 10" o:spid="_x0000_s1031" style="position:absolute;margin-left:177.6pt;margin-top:.5pt;width:63.6pt;height:28.8pt;z-index:251669504;visibility:visible;mso-wrap-style:square;mso-wrap-distance-left:9pt;mso-wrap-distance-top:0;mso-wrap-distance-right:9pt;mso-wrap-distance-bottom:0;mso-position-horizontal:absolute;mso-position-horizontal-relative:text;mso-position-vertical:absolute;mso-position-vertical-relative:text;v-text-anchor:middle" o:gfxdata="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" fillcolor="#f4b083 [1941]" strokecolor="#1f4d78 [1604]" strokeweight="1pt">
                 <v:textbox>
                   <w:txbxContent>
                     <w:p>
@@ -4771,13 +4855,13 @@
               <wp:anchor distT="0" distB="0" distL="114300" distR="114300" simplePos="0" relativeHeight="251704320" behindDoc="0" locked="0" layoutInCell="1" allowOverlap="1">
                 <wp:simplePos x="0" y="0"/>
                 <wp:positionH relativeFrom="column">
-                  <wp:posOffset>350520</wp:posOffset>
+                  <wp:posOffset>403860</wp:posOffset>
                 </wp:positionH>
                 <wp:positionV relativeFrom="paragraph">
-                  <wp:posOffset>215900</wp:posOffset>
+                  <wp:posOffset>203200</wp:posOffset>
                 </wp:positionV>
-                <wp:extent cx="68580" cy="220980"/>
-                <wp:effectExtent l="19050" t="0" r="45720" b="45720"/>
+                <wp:extent cx="396240" cy="251460"/>
+                <wp:effectExtent l="38100" t="0" r="3810" b="34290"/>
                 <wp:wrapNone/>
                 <wp:docPr id="36" name="Down Arrow 36"/>
                 <wp:cNvGraphicFramePr/>
@@ -4788,11 +4872,14 @@
                       <wps:spPr>
                         <a:xfrm>
                           <a:off x="0" y="0"/>
-                          <a:ext cx="68580" cy="220980"/>
+                          <a:ext cx="396240" cy="251460"/>
                         </a:xfrm>
                         <a:prstGeom prst="downArrow">
                           <a:avLst/>
                         </a:prstGeom>
+                        <a:solidFill>
+                          <a:srgbClr val="7030A0"/>
+                        </a:solidFill>
                       </wps:spPr>
                       <wps:style>
                         <a:lnRef idx="2">
@@ -4830,7 +4917,7 @@
           </mc:Choice>
           <mc:Fallback>
             <w:pict>
-              <v:shape w14:anchorId="7DEFA255" id="Down Arrow 36" o:spid="_x0000_s1026" type="#_x0000_t67" style="position:absolute;margin-left:27.6pt;margin-top:17pt;width:5.4pt;height:17.4pt;z-index:251704320;visibility:visible;mso-wrap-style:square;mso-width-percent:0;mso-height-percent:0;mso-wrap-distance-left:9pt;mso-wrap-distance-top:0;mso-wrap-distance-right:9pt;mso-wrap-distance-bottom:0;mso-position-horizontal:absolute;mso-position-horizontal-relative:text;mso-position-vertical:absolute;mso-position-vertical-relative:text;mso-width-percent:0;mso-height-percent:0;mso-width-relative:margin;mso-height-relative:margin;v-text-anchor:middle" o:gfxdata="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" adj="18248" fillcolor="#5b9bd5 [3204]" strokecolor="#1f4d78 [1604]" strokeweight="1pt"/>
+              <v:shape w14:anchorId="2D027D8B" id="Down Arrow 36" o:spid="_x0000_s1026" type="#_x0000_t67" style="position:absolute;margin-left:31.8pt;margin-top:16pt;width:31.2pt;height:19.8pt;z-index:251704320;visibility:visible;mso-wrap-style:square;mso-width-percent:0;mso-height-percent:0;mso-wrap-distance-left:9pt;mso-wrap-distance-top:0;mso-wrap-distance-right:9pt;mso-wrap-distance-bottom:0;mso-position-horizontal:absolute;mso-position-horizontal-relative:text;mso-position-vertical:absolute;mso-position-vertical-relative:text;mso-width-percent:0;mso-height-percent:0;mso-width-relative:margin;mso-height-relative:margin;v-text-anchor:middle" o:gfxdata="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" adj="10800" fillcolor="#7030a0" strokecolor="#1f4d78 [1604]" strokeweight="1pt"/>
             </w:pict>
           </mc:Fallback>
         </mc:AlternateContent>
@@ -4879,6 +4966,11 @@
                         <a:prstGeom prst="rect">
                           <a:avLst/>
                         </a:prstGeom>
+                        <a:solidFill>
+                          <a:schemeClr val="accent5">
+                            <a:lumMod val="75000"/>
+                          </a:schemeClr>
+                        </a:solidFill>
                       </wps:spPr>
                       <wps:style>
                         <a:lnRef idx="2">
@@ -4903,7 +4995,10 @@
                               <w:jc w:val="center"/>
                             </w:pPr>
                             <w:r>
-                              <w:t xml:space="preserve">Data Architecture  </w:t>
+                              <w:t>Data a</w:t>
+                            </w:r>
+                            <w:r>
+                              <w:t xml:space="preserve">rchitecture  </w:t>
                             </w:r>
                           </w:p>
                         </w:txbxContent>
@@ -4928,7 +5023,7 @@
           </mc:Choice>
           <mc:Fallback>
             <w:pict>
-              <v:rect w14:anchorId="0308B249" id="Rectangle 16" o:spid="_x0000_s1032" style="position:absolute;margin-left:104.4pt;margin-top:13.7pt;width:127.8pt;height:21pt;z-index:251678720;visibility:visible;mso-wrap-style:square;mso-width-percent:0;mso-height-percent:0;mso-wrap-distance-left:9pt;mso-wrap-distance-top:0;mso-wrap-distance-right:9pt;mso-wrap-distance-bottom:0;mso-position-horizontal:absolute;mso-position-horizontal-relative:margin;mso-position-vertical:absolute;mso-position-vertical-relative:text;mso-width-percent:0;mso-height-percent:0;mso-width-relative:margin;mso-height-relative:margin;v-text-anchor:middle" o:gfxdata="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" fillcolor="#5b9bd5 [3204]" strokecolor="#1f4d78 [1604]" strokeweight="1pt">
+              <v:rect w14:anchorId="0308B249" id="Rectangle 16" o:spid="_x0000_s1032" style="position:absolute;margin-left:104.4pt;margin-top:13.7pt;width:127.8pt;height:21pt;z-index:251678720;visibility:visible;mso-wrap-style:square;mso-width-percent:0;mso-height-percent:0;mso-wrap-distance-left:9pt;mso-wrap-distance-top:0;mso-wrap-distance-right:9pt;mso-wrap-distance-bottom:0;mso-position-horizontal:absolute;mso-position-horizontal-relative:margin;mso-position-vertical:absolute;mso-position-vertical-relative:text;mso-width-percent:0;mso-height-percent:0;mso-width-relative:margin;mso-height-relative:margin;v-text-anchor:middle" o:gfxdata="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" fillcolor="#2f5496 [2408]" strokecolor="#1f4d78 [1604]" strokeweight="1pt">
                 <v:textbox>
                   <w:txbxContent>
                     <w:p>
@@ -4936,7 +5031,10 @@
                         <w:jc w:val="center"/>
                       </w:pPr>
                       <w:r>
-                        <w:t xml:space="preserve">Data Architecture  </w:t>
+                        <w:t>Data a</w:t>
+                      </w:r>
+                      <w:r>
+                        <w:t xml:space="preserve">rchitecture  </w:t>
                       </w:r>
                     </w:p>
                   </w:txbxContent>
@@ -4982,6 +5080,11 @@
                         <a:prstGeom prst="rect">
                           <a:avLst/>
                         </a:prstGeom>
+                        <a:solidFill>
+                          <a:schemeClr val="accent5">
+                            <a:lumMod val="75000"/>
+                          </a:schemeClr>
+                        </a:solidFill>
                       </wps:spPr>
                       <wps:style>
                         <a:lnRef idx="2">
@@ -5003,7 +5106,10 @@
                         <w:txbxContent>
                           <w:p>
                             <w:r>
-                              <w:t>Data Protection Compliance</w:t>
+                              <w:t>Data protection c</w:t>
+                            </w:r>
+                            <w:r>
+                              <w:t>ompliance</w:t>
                             </w:r>
                           </w:p>
                           <w:p>
@@ -5033,12 +5139,15 @@
           </mc:Choice>
           <mc:Fallback>
             <w:pict>
-              <v:rect w14:anchorId="0308B249" id="Rectangle 17" o:spid="_x0000_s1033" style="position:absolute;margin-left:254.4pt;margin-top:13.1pt;width:146.4pt;height:21.6pt;z-index:251680768;visibility:visible;mso-wrap-style:square;mso-width-percent:0;mso-height-percent:0;mso-wrap-distance-left:9pt;mso-wrap-distance-top:0;mso-wrap-distance-right:9pt;mso-wrap-distance-bottom:0;mso-position-horizontal:absolute;mso-position-horizontal-relative:margin;mso-position-vertical:absolute;mso-position-vertical-relative:text;mso-width-percent:0;mso-height-percent:0;mso-width-relative:margin;mso-height-relative:margin;v-text-anchor:middle" o:gfxdata="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" fillcolor="#5b9bd5 [3204]" strokecolor="#1f4d78 [1604]" strokeweight="1pt">
+              <v:rect w14:anchorId="0308B249" id="Rectangle 17" o:spid="_x0000_s1033" style="position:absolute;margin-left:254.4pt;margin-top:13.1pt;width:146.4pt;height:21.6pt;z-index:251680768;visibility:visible;mso-wrap-style:square;mso-width-percent:0;mso-height-percent:0;mso-wrap-distance-left:9pt;mso-wrap-distance-top:0;mso-wrap-distance-right:9pt;mso-wrap-distance-bottom:0;mso-position-horizontal:absolute;mso-position-horizontal-relative:margin;mso-position-vertical:absolute;mso-position-vertical-relative:text;mso-width-percent:0;mso-height-percent:0;mso-width-relative:margin;mso-height-relative:margin;v-text-anchor:middle" o:gfxdata="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" fillcolor="#2f5496 [2408]" strokecolor="#1f4d78 [1604]" strokeweight="1pt">
                 <v:textbox>
                   <w:txbxContent>
                     <w:p>
                       <w:r>
-                        <w:t>Data Protection Compliance</w:t>
+                        <w:t>Data protection c</w:t>
+                      </w:r>
+                      <w:r>
+                        <w:t>ompliance</w:t>
                       </w:r>
                     </w:p>
                     <w:p>
@@ -5089,6 +5198,11 @@
                         <a:prstGeom prst="rect">
                           <a:avLst/>
                         </a:prstGeom>
+                        <a:solidFill>
+                          <a:schemeClr val="accent5">
+                            <a:lumMod val="75000"/>
+                          </a:schemeClr>
+                        </a:solidFill>
                       </wps:spPr>
                       <wps:style>
                         <a:lnRef idx="2">
@@ -5113,7 +5227,10 @@
                               <w:jc w:val="center"/>
                             </w:pPr>
                             <w:r>
-                              <w:t xml:space="preserve">Data Sharing  </w:t>
+                              <w:t>Data s</w:t>
+                            </w:r>
+                            <w:r>
+                              <w:t xml:space="preserve">haring  </w:t>
                             </w:r>
                           </w:p>
                         </w:txbxContent>
@@ -5138,7 +5255,7 @@
           </mc:Choice>
           <mc:Fallback>
             <w:pict>
-              <v:rect id="Rectangle 14" o:spid="_x0000_s1034" style="position:absolute;margin-left:15pt;margin-top:13.7pt;width:78pt;height:21pt;z-index:251676672;visibility:visible;mso-wrap-style:square;mso-width-percent:0;mso-height-percent:0;mso-wrap-distance-left:9pt;mso-wrap-distance-top:0;mso-wrap-distance-right:9pt;mso-wrap-distance-bottom:0;mso-position-horizontal:absolute;mso-position-horizontal-relative:margin;mso-position-vertical:absolute;mso-position-vertical-relative:text;mso-width-percent:0;mso-height-percent:0;mso-width-relative:margin;mso-height-relative:margin;v-text-anchor:middle" o:gfxdata="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" fillcolor="#5b9bd5 [3204]" strokecolor="#1f4d78 [1604]" strokeweight="1pt">
+              <v:rect id="Rectangle 14" o:spid="_x0000_s1034" style="position:absolute;margin-left:15pt;margin-top:13.7pt;width:78pt;height:21pt;z-index:251676672;visibility:visible;mso-wrap-style:square;mso-width-percent:0;mso-height-percent:0;mso-wrap-distance-left:9pt;mso-wrap-distance-top:0;mso-wrap-distance-right:9pt;mso-wrap-distance-bottom:0;mso-position-horizontal:absolute;mso-position-horizontal-relative:margin;mso-position-vertical:absolute;mso-position-vertical-relative:text;mso-width-percent:0;mso-height-percent:0;mso-width-relative:margin;mso-height-relative:margin;v-text-anchor:middle" o:gfxdata="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" fillcolor="#2f5496 [2408]" strokecolor="#1f4d78 [1604]" strokeweight="1pt">
                 <v:textbox>
                   <w:txbxContent>
                     <w:p>
@@ -5146,7 +5263,10 @@
                         <w:jc w:val="center"/>
                       </w:pPr>
                       <w:r>
-                        <w:t xml:space="preserve">Data Sharing  </w:t>
+                        <w:t>Data s</w:t>
+                      </w:r>
+                      <w:r>
+                        <w:t xml:space="preserve">haring  </w:t>
                       </w:r>
                     </w:p>
                   </w:txbxContent>
@@ -5252,13 +5372,13 @@
               <wp:anchor distT="0" distB="0" distL="114300" distR="114300" simplePos="0" relativeHeight="251706368" behindDoc="0" locked="0" layoutInCell="1" allowOverlap="1" wp14:anchorId="11402B1F" wp14:editId="65C3048C">
                 <wp:simplePos x="0" y="0"/>
                 <wp:positionH relativeFrom="column">
-                  <wp:posOffset>3848100</wp:posOffset>
+                  <wp:posOffset>3855720</wp:posOffset>
                 </wp:positionH>
                 <wp:positionV relativeFrom="paragraph">
-                  <wp:posOffset>177800</wp:posOffset>
+                  <wp:posOffset>154305</wp:posOffset>
                 </wp:positionV>
-                <wp:extent cx="45720" cy="190500"/>
-                <wp:effectExtent l="19050" t="0" r="30480" b="38100"/>
+                <wp:extent cx="495300" cy="236220"/>
+                <wp:effectExtent l="38100" t="0" r="0" b="30480"/>
                 <wp:wrapNone/>
                 <wp:docPr id="37" name="Down Arrow 37"/>
                 <wp:cNvGraphicFramePr/>
@@ -5269,11 +5389,14 @@
                       <wps:spPr>
                         <a:xfrm>
                           <a:off x="0" y="0"/>
-                          <a:ext cx="45720" cy="190500"/>
+                          <a:ext cx="495300" cy="236220"/>
                         </a:xfrm>
                         <a:prstGeom prst="downArrow">
                           <a:avLst/>
                         </a:prstGeom>
+                        <a:solidFill>
+                          <a:srgbClr val="7030A0"/>
+                        </a:solidFill>
                       </wps:spPr>
                       <wps:style>
                         <a:lnRef idx="2">
@@ -5311,7 +5434,7 @@
           </mc:Choice>
           <mc:Fallback>
             <w:pict>
-              <v:shape w14:anchorId="0543E43F" id="Down Arrow 37" o:spid="_x0000_s1026" type="#_x0000_t67" style="position:absolute;margin-left:303pt;margin-top:14pt;width:3.6pt;height:15pt;z-index:251706368;visibility:visible;mso-wrap-style:square;mso-width-percent:0;mso-height-percent:0;mso-wrap-distance-left:9pt;mso-wrap-distance-top:0;mso-wrap-distance-right:9pt;mso-wrap-distance-bottom:0;mso-position-horizontal:absolute;mso-position-horizontal-relative:text;mso-position-vertical:absolute;mso-position-vertical-relative:text;mso-width-percent:0;mso-height-percent:0;mso-width-relative:margin;mso-height-relative:margin;v-text-anchor:middle" o:gfxdata="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" adj="19008" fillcolor="#5b9bd5 [3204]" strokecolor="#1f4d78 [1604]" strokeweight="1pt"/>
+              <v:shape w14:anchorId="2DDE9F7C" id="Down Arrow 37" o:spid="_x0000_s1026" type="#_x0000_t67" style="position:absolute;margin-left:303.6pt;margin-top:12.15pt;width:39pt;height:18.6pt;z-index:251706368;visibility:visible;mso-wrap-style:square;mso-width-percent:0;mso-height-percent:0;mso-wrap-distance-left:9pt;mso-wrap-distance-top:0;mso-wrap-distance-right:9pt;mso-wrap-distance-bottom:0;mso-position-horizontal:absolute;mso-position-horizontal-relative:text;mso-position-vertical:absolute;mso-position-vertical-relative:text;mso-width-percent:0;mso-height-percent:0;mso-width-relative:margin;mso-height-relative:margin;v-text-anchor:middle" o:gfxdata="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" adj="10800" fillcolor="#7030a0" strokecolor="#1f4d78 [1604]" strokeweight="1pt"/>
             </w:pict>
           </mc:Fallback>
         </mc:AlternateContent>
@@ -5384,7 +5507,10 @@
                               <w:jc w:val="center"/>
                             </w:pPr>
                             <w:r>
-                              <w:t>Data Subject Rights</w:t>
+                              <w:t>Data subject r</w:t>
+                            </w:r>
+                            <w:r>
+                              <w:t>ights</w:t>
                             </w:r>
                           </w:p>
                         </w:txbxContent>
@@ -5417,7 +5543,10 @@
                         <w:jc w:val="center"/>
                       </w:pPr>
                       <w:r>
-                        <w:t>Data Subject Rights</w:t>
+                        <w:t>Data subject r</w:t>
+                      </w:r>
+                      <w:r>
+                        <w:t>ights</w:t>
                       </w:r>
                     </w:p>
                   </w:txbxContent>
@@ -5486,7 +5615,10 @@
                               <w:jc w:val="center"/>
                             </w:pPr>
                             <w:r>
-                              <w:t xml:space="preserve">Data Breaches  </w:t>
+                              <w:t>Data b</w:t>
+                            </w:r>
+                            <w:r>
+                              <w:t xml:space="preserve">reaches  </w:t>
                             </w:r>
                           </w:p>
                         </w:txbxContent>
@@ -5519,7 +5651,10 @@
                         <w:jc w:val="center"/>
                       </w:pPr>
                       <w:r>
-                        <w:t xml:space="preserve">Data Breaches  </w:t>
+                        <w:t>Data b</w:t>
+                      </w:r>
+                      <w:r>
+                        <w:t xml:space="preserve">reaches  </w:t>
                       </w:r>
                     </w:p>
                   </w:txbxContent>
@@ -5817,13 +5952,13 @@
               <wp:anchor distT="0" distB="0" distL="114300" distR="114300" simplePos="0" relativeHeight="251708416" behindDoc="0" locked="0" layoutInCell="1" allowOverlap="1" wp14:anchorId="11402B1F" wp14:editId="65C3048C">
                 <wp:simplePos x="0" y="0"/>
                 <wp:positionH relativeFrom="column">
-                  <wp:posOffset>563880</wp:posOffset>
+                  <wp:posOffset>579120</wp:posOffset>
                 </wp:positionH>
                 <wp:positionV relativeFrom="paragraph">
-                  <wp:posOffset>139700</wp:posOffset>
+                  <wp:posOffset>106045</wp:posOffset>
                 </wp:positionV>
-                <wp:extent cx="53340" cy="236220"/>
-                <wp:effectExtent l="19050" t="0" r="41910" b="30480"/>
+                <wp:extent cx="373380" cy="312420"/>
+                <wp:effectExtent l="19050" t="0" r="26670" b="30480"/>
                 <wp:wrapNone/>
                 <wp:docPr id="38" name="Down Arrow 38"/>
                 <wp:cNvGraphicFramePr/>
@@ -5834,11 +5969,14 @@
                       <wps:spPr>
                         <a:xfrm>
                           <a:off x="0" y="0"/>
-                          <a:ext cx="53340" cy="236220"/>
+                          <a:ext cx="373380" cy="312420"/>
                         </a:xfrm>
                         <a:prstGeom prst="downArrow">
                           <a:avLst/>
                         </a:prstGeom>
+                        <a:solidFill>
+                          <a:srgbClr val="7030A0"/>
+                        </a:solidFill>
                       </wps:spPr>
                       <wps:style>
                         <a:lnRef idx="2">
@@ -5876,7 +6014,7 @@
           </mc:Choice>
           <mc:Fallback>
             <w:pict>
-              <v:shape w14:anchorId="6CF25449" id="Down Arrow 38" o:spid="_x0000_s1026" type="#_x0000_t67" style="position:absolute;margin-left:44.4pt;margin-top:11pt;width:4.2pt;height:18.6pt;z-index:251708416;visibility:visible;mso-wrap-style:square;mso-width-percent:0;mso-height-percent:0;mso-wrap-distance-left:9pt;mso-wrap-distance-top:0;mso-wrap-distance-right:9pt;mso-wrap-distance-bottom:0;mso-position-horizontal:absolute;mso-position-horizontal-relative:text;mso-position-vertical:absolute;mso-position-vertical-relative:text;mso-width-percent:0;mso-height-percent:0;mso-width-relative:margin;mso-height-relative:margin;v-text-anchor:middle" o:gfxdata="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" adj="19161" fillcolor="#5b9bd5 [3204]" strokecolor="#1f4d78 [1604]" strokeweight="1pt"/>
+              <v:shape w14:anchorId="21AF5226" id="Down Arrow 38" o:spid="_x0000_s1026" type="#_x0000_t67" style="position:absolute;margin-left:45.6pt;margin-top:8.35pt;width:29.4pt;height:24.6pt;z-index:251708416;visibility:visible;mso-wrap-style:square;mso-width-percent:0;mso-height-percent:0;mso-wrap-distance-left:9pt;mso-wrap-distance-top:0;mso-wrap-distance-right:9pt;mso-wrap-distance-bottom:0;mso-position-horizontal:absolute;mso-position-horizontal-relative:text;mso-position-vertical:absolute;mso-position-vertical-relative:text;mso-width-percent:0;mso-height-percent:0;mso-width-relative:margin;mso-height-relative:margin;v-text-anchor:middle" o:gfxdata="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" adj="10800" fillcolor="#7030a0" strokecolor="#1f4d78 [1604]" strokeweight="1pt"/>
             </w:pict>
           </mc:Fallback>
         </mc:AlternateContent>
@@ -5925,6 +6063,9 @@
                         <a:prstGeom prst="rect">
                           <a:avLst/>
                         </a:prstGeom>
+                        <a:solidFill>
+                          <a:srgbClr val="92D050"/>
+                        </a:solidFill>
                       </wps:spPr>
                       <wps:style>
                         <a:lnRef idx="2">
@@ -5946,7 +6087,10 @@
                         <w:txbxContent>
                           <w:p>
                             <w:r>
-                              <w:t>Compliance Monitoring</w:t>
+                              <w:t>Compliance m</w:t>
+                            </w:r>
+                            <w:r>
+                              <w:t>onitoring</w:t>
                             </w:r>
                           </w:p>
                           <w:p>
@@ -5976,12 +6120,15 @@
           </mc:Choice>
           <mc:Fallback>
             <w:pict>
-              <v:rect id="Rectangle 33" o:spid="_x0000_s1039" style="position:absolute;margin-left:305.4pt;margin-top:9.55pt;width:135pt;height:21pt;z-index:251699200;visibility:visible;mso-wrap-style:square;mso-width-percent:0;mso-height-percent:0;mso-wrap-distance-left:9pt;mso-wrap-distance-top:0;mso-wrap-distance-right:9pt;mso-wrap-distance-bottom:0;mso-position-horizontal:absolute;mso-position-horizontal-relative:text;mso-position-vertical:absolute;mso-position-vertical-relative:text;mso-width-percent:0;mso-height-percent:0;mso-width-relative:margin;mso-height-relative:margin;v-text-anchor:middle" o:gfxdata="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" fillcolor="#5b9bd5 [3204]" strokecolor="#1f4d78 [1604]" strokeweight="1pt">
+              <v:rect id="Rectangle 33" o:spid="_x0000_s1039" style="position:absolute;margin-left:305.4pt;margin-top:9.55pt;width:135pt;height:21pt;z-index:251699200;visibility:visible;mso-wrap-style:square;mso-width-percent:0;mso-height-percent:0;mso-wrap-distance-left:9pt;mso-wrap-distance-top:0;mso-wrap-distance-right:9pt;mso-wrap-distance-bottom:0;mso-position-horizontal:absolute;mso-position-horizontal-relative:text;mso-position-vertical:absolute;mso-position-vertical-relative:text;mso-width-percent:0;mso-height-percent:0;mso-width-relative:margin;mso-height-relative:margin;v-text-anchor:middle" o:gfxdata="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" fillcolor="#92d050" strokecolor="#1f4d78 [1604]" strokeweight="1pt">
                 <v:textbox>
                   <w:txbxContent>
                     <w:p>
                       <w:r>
-                        <w:t>Compliance Monitoring</w:t>
+                        <w:t>Compliance m</w:t>
+                      </w:r>
+                      <w:r>
+                        <w:t>onitoring</w:t>
                       </w:r>
                     </w:p>
                     <w:p>
@@ -6031,6 +6178,9 @@
                         <a:prstGeom prst="rect">
                           <a:avLst/>
                         </a:prstGeom>
+                        <a:solidFill>
+                          <a:srgbClr val="92D050"/>
+                        </a:solidFill>
                       </wps:spPr>
                       <wps:style>
                         <a:lnRef idx="2">
@@ -6052,7 +6202,10 @@
                         <w:txbxContent>
                           <w:p>
                             <w:r>
-                              <w:t>Consent Management</w:t>
+                              <w:t>Consent m</w:t>
+                            </w:r>
+                            <w:r>
+                              <w:t>anagement</w:t>
                             </w:r>
                           </w:p>
                           <w:p>
@@ -6082,12 +6235,15 @@
           </mc:Choice>
           <mc:Fallback>
             <w:pict>
-              <v:rect w14:anchorId="1C79988A" id="Rectangle 32" o:spid="_x0000_s1040" style="position:absolute;margin-left:147pt;margin-top:10.15pt;width:146.4pt;height:21.6pt;z-index:251698176;visibility:visible;mso-wrap-style:square;mso-width-percent:0;mso-height-percent:0;mso-wrap-distance-left:9pt;mso-wrap-distance-top:0;mso-wrap-distance-right:9pt;mso-wrap-distance-bottom:0;mso-position-horizontal:absolute;mso-position-horizontal-relative:text;mso-position-vertical:absolute;mso-position-vertical-relative:text;mso-width-percent:0;mso-height-percent:0;mso-width-relative:margin;mso-height-relative:margin;v-text-anchor:middle" o:gfxdata="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" fillcolor="#5b9bd5 [3204]" strokecolor="#1f4d78 [1604]" strokeweight="1pt">
+              <v:rect w14:anchorId="1C79988A" id="Rectangle 32" o:spid="_x0000_s1040" style="position:absolute;margin-left:147pt;margin-top:10.15pt;width:146.4pt;height:21.6pt;z-index:251698176;visibility:visible;mso-wrap-style:square;mso-width-percent:0;mso-height-percent:0;mso-wrap-distance-left:9pt;mso-wrap-distance-top:0;mso-wrap-distance-right:9pt;mso-wrap-distance-bottom:0;mso-position-horizontal:absolute;mso-position-horizontal-relative:text;mso-position-vertical:absolute;mso-position-vertical-relative:text;mso-width-percent:0;mso-height-percent:0;mso-width-relative:margin;mso-height-relative:margin;v-text-anchor:middle" o:gfxdata="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" fillcolor="#92d050" strokecolor="#1f4d78 [1604]" strokeweight="1pt">
                 <v:textbox>
                   <w:txbxContent>
                     <w:p>
                       <w:r>
-                        <w:t>Consent Management</w:t>
+                        <w:t>Consent m</w:t>
+                      </w:r>
+                      <w:r>
+                        <w:t>anagement</w:t>
                       </w:r>
                     </w:p>
                     <w:p>
@@ -6137,6 +6293,9 @@
                         <a:prstGeom prst="rect">
                           <a:avLst/>
                         </a:prstGeom>
+                        <a:solidFill>
+                          <a:srgbClr val="92D050"/>
+                        </a:solidFill>
                       </wps:spPr>
                       <wps:style>
                         <a:lnRef idx="2">
@@ -6161,7 +6320,10 @@
                               <w:jc w:val="center"/>
                             </w:pPr>
                             <w:r>
-                              <w:t xml:space="preserve">      Privacy Notices  </w:t>
+                              <w:t xml:space="preserve">      Privacy n</w:t>
+                            </w:r>
+                            <w:r>
+                              <w:t xml:space="preserve">otices  </w:t>
                             </w:r>
                           </w:p>
                         </w:txbxContent>
@@ -6186,7 +6348,7 @@
           </mc:Choice>
           <mc:Fallback>
             <w:pict>
-              <v:rect w14:anchorId="1C79988A" id="Rectangle 31" o:spid="_x0000_s1041" style="position:absolute;margin-left:13.2pt;margin-top:10.45pt;width:124.2pt;height:21pt;z-index:251696128;visibility:visible;mso-wrap-style:square;mso-width-percent:0;mso-height-percent:0;mso-wrap-distance-left:9pt;mso-wrap-distance-top:0;mso-wrap-distance-right:9pt;mso-wrap-distance-bottom:0;mso-position-horizontal:absolute;mso-position-horizontal-relative:margin;mso-position-vertical:absolute;mso-position-vertical-relative:text;mso-width-percent:0;mso-height-percent:0;mso-width-relative:margin;mso-height-relative:margin;v-text-anchor:middle" o:gfxdata="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" fillcolor="#5b9bd5 [3204]" strokecolor="#1f4d78 [1604]" strokeweight="1pt">
+              <v:rect w14:anchorId="1C79988A" id="Rectangle 31" o:spid="_x0000_s1041" style="position:absolute;margin-left:13.2pt;margin-top:10.45pt;width:124.2pt;height:21pt;z-index:251696128;visibility:visible;mso-wrap-style:square;mso-width-percent:0;mso-height-percent:0;mso-wrap-distance-left:9pt;mso-wrap-distance-top:0;mso-wrap-distance-right:9pt;mso-wrap-distance-bottom:0;mso-position-horizontal:absolute;mso-position-horizontal-relative:margin;mso-position-vertical:absolute;mso-position-vertical-relative:text;mso-width-percent:0;mso-height-percent:0;mso-width-relative:margin;mso-height-relative:margin;v-text-anchor:middle" o:gfxdata="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" fillcolor="#92d050" strokecolor="#1f4d78 [1604]" strokeweight="1pt">
                 <v:textbox>
                   <w:txbxContent>
                     <w:p>
@@ -6194,7 +6356,10 @@
                         <w:jc w:val="center"/>
                       </w:pPr>
                       <w:r>
-                        <w:t xml:space="preserve">      Privacy Notices  </w:t>
+                        <w:t xml:space="preserve">      Privacy n</w:t>
+                      </w:r>
+                      <w:r>
+                        <w:t xml:space="preserve">otices  </w:t>
                       </w:r>
                     </w:p>
                   </w:txbxContent>
@@ -6290,29 +6455,13 @@
     </w:p>
     <w:p>
       <w:pPr>
-        <w:rPr>
-          <w:rFonts w:cstheme="minorHAnsi"/>
-          <w:sz w:val="24"/>
-          <w:szCs w:val="24"/>
-        </w:rPr>
-      </w:pPr>
-      <w:r>
-        <w:rPr>
-          <w:rFonts w:cstheme="minorHAnsi"/>
-          <w:sz w:val="24"/>
-          <w:szCs w:val="24"/>
-        </w:rPr>
-        <w:t xml:space="preserve">              </w:t>
-      </w:r>
-    </w:p>
-    <w:p>
-      <w:pPr>
         <w:pStyle w:val="Heading2"/>
+        <w:spacing w:before="0" w:after="0"/>
         <w:rPr>
           <w:rFonts w:asciiTheme="minorHAnsi" w:hAnsiTheme="minorHAnsi" w:cstheme="minorHAnsi"/>
         </w:rPr>
       </w:pPr>
-      <w:bookmarkStart w:id="13" w:name="_Toc235189460"/>
+      <w:bookmarkStart w:id="13" w:name="_Toc235291405"/>
       <w:r>
         <w:rPr>
           <w:rFonts w:asciiTheme="minorHAnsi" w:hAnsiTheme="minorHAnsi" w:cstheme="minorHAnsi"/>
@@ -6320,6 +6469,12 @@
         <w:t>Implementation Roadmap</w:t>
       </w:r>
       <w:bookmarkEnd w:id="13"/>
+      <w:r>
+        <w:rPr>
+          <w:rFonts w:asciiTheme="minorHAnsi" w:hAnsiTheme="minorHAnsi" w:cstheme="minorHAnsi"/>
+        </w:rPr>
+        <w:t xml:space="preserve"> (Sequentially)</w:t>
+      </w:r>
       <w:r>
         <w:rPr>
           <w:rFonts w:asciiTheme="minorHAnsi" w:hAnsiTheme="minorHAnsi" w:cstheme="minorHAnsi"/>
@@ -6332,8 +6487,9 @@
         <w:pStyle w:val="ListParagraph"/>
         <w:numPr>
           <w:ilvl w:val="0"/>
-          <w:numId w:val="21"/>
+          <w:numId w:val="22"/>
         </w:numPr>
+        <w:spacing w:after="0"/>
         <w:rPr>
           <w:rFonts w:cstheme="minorHAnsi"/>
           <w:sz w:val="24"/>
@@ -6354,8 +6510,9 @@
         <w:pStyle w:val="ListParagraph"/>
         <w:numPr>
           <w:ilvl w:val="0"/>
-          <w:numId w:val="21"/>
+          <w:numId w:val="22"/>
         </w:numPr>
+        <w:spacing w:after="0"/>
         <w:rPr>
           <w:rFonts w:cstheme="minorHAnsi"/>
           <w:sz w:val="24"/>
@@ -6376,8 +6533,9 @@
         <w:pStyle w:val="ListParagraph"/>
         <w:numPr>
           <w:ilvl w:val="0"/>
-          <w:numId w:val="21"/>
+          <w:numId w:val="22"/>
         </w:numPr>
+        <w:spacing w:after="0"/>
         <w:rPr>
           <w:rFonts w:cstheme="minorHAnsi"/>
           <w:sz w:val="24"/>
@@ -6398,8 +6556,9 @@
         <w:pStyle w:val="ListParagraph"/>
         <w:numPr>
           <w:ilvl w:val="0"/>
-          <w:numId w:val="21"/>
+          <w:numId w:val="22"/>
         </w:numPr>
+        <w:spacing w:after="0"/>
         <w:rPr>
           <w:rFonts w:cstheme="minorHAnsi"/>
           <w:sz w:val="24"/>
@@ -6420,8 +6579,9 @@
         <w:pStyle w:val="ListParagraph"/>
         <w:numPr>
           <w:ilvl w:val="0"/>
-          <w:numId w:val="21"/>
+          <w:numId w:val="22"/>
         </w:numPr>
+        <w:spacing w:after="0"/>
         <w:rPr>
           <w:rFonts w:cstheme="minorHAnsi"/>
           <w:sz w:val="24"/>
@@ -6442,8 +6602,9 @@
         <w:pStyle w:val="ListParagraph"/>
         <w:numPr>
           <w:ilvl w:val="0"/>
-          <w:numId w:val="21"/>
+          <w:numId w:val="22"/>
         </w:numPr>
+        <w:spacing w:after="0"/>
         <w:rPr>
           <w:rFonts w:cstheme="minorHAnsi"/>
           <w:sz w:val="24"/>
@@ -6464,8 +6625,9 @@
         <w:pStyle w:val="ListParagraph"/>
         <w:numPr>
           <w:ilvl w:val="0"/>
-          <w:numId w:val="21"/>
+          <w:numId w:val="22"/>
         </w:numPr>
+        <w:spacing w:after="0"/>
         <w:rPr>
           <w:rFonts w:cstheme="minorHAnsi"/>
           <w:sz w:val="24"/>
@@ -6486,8 +6648,9 @@
         <w:pStyle w:val="ListParagraph"/>
         <w:numPr>
           <w:ilvl w:val="0"/>
-          <w:numId w:val="21"/>
+          <w:numId w:val="22"/>
         </w:numPr>
+        <w:spacing w:after="0"/>
         <w:rPr>
           <w:rFonts w:cstheme="minorHAnsi"/>
           <w:sz w:val="24"/>
@@ -6506,11 +6669,12 @@
     <w:p>
       <w:pPr>
         <w:pStyle w:val="Heading2"/>
+        <w:spacing w:before="0" w:after="0"/>
         <w:rPr>
           <w:rFonts w:asciiTheme="minorHAnsi" w:hAnsiTheme="minorHAnsi" w:cstheme="minorHAnsi"/>
         </w:rPr>
       </w:pPr>
-      <w:bookmarkStart w:id="14" w:name="_Toc235189461"/>
+      <w:bookmarkStart w:id="14" w:name="_Toc235291406"/>
       <w:r>
         <w:rPr>
           <w:rFonts w:asciiTheme="minorHAnsi" w:hAnsiTheme="minorHAnsi" w:cstheme="minorHAnsi"/>
@@ -6518,6 +6682,24 @@
         <w:t>Data Governance Structure</w:t>
       </w:r>
       <w:bookmarkEnd w:id="14"/>
+      <w:r>
+        <w:rPr>
+          <w:rFonts w:asciiTheme="minorHAnsi" w:hAnsiTheme="minorHAnsi" w:cstheme="minorHAnsi"/>
+        </w:rPr>
+        <w:t xml:space="preserve"> </w:t>
+      </w:r>
+      <w:r>
+        <w:rPr>
+          <w:rFonts w:asciiTheme="minorHAnsi" w:hAnsiTheme="minorHAnsi" w:cstheme="minorHAnsi"/>
+        </w:rPr>
+        <w:t>(Sequentially)</w:t>
+      </w:r>
+      <w:r>
+        <w:rPr>
+          <w:rFonts w:asciiTheme="minorHAnsi" w:hAnsiTheme="minorHAnsi" w:cstheme="minorHAnsi"/>
+        </w:rPr>
+        <w:t xml:space="preserve">    </w:t>
+      </w:r>
     </w:p>
     <w:p>
       <w:pPr>
@@ -6526,6 +6708,7 @@
           <w:ilvl w:val="0"/>
           <w:numId w:val="20"/>
         </w:numPr>
+        <w:spacing w:after="0"/>
         <w:rPr>
           <w:rFonts w:cstheme="minorHAnsi"/>
           <w:sz w:val="24"/>
@@ -6548,6 +6731,7 @@
           <w:ilvl w:val="0"/>
           <w:numId w:val="20"/>
         </w:numPr>
+        <w:spacing w:after="0"/>
         <w:rPr>
           <w:rFonts w:cstheme="minorHAnsi"/>
           <w:sz w:val="24"/>
@@ -6570,6 +6754,7 @@
           <w:ilvl w:val="0"/>
           <w:numId w:val="20"/>
         </w:numPr>
+        <w:spacing w:after="0"/>
         <w:rPr>
           <w:rFonts w:cstheme="minorHAnsi"/>
           <w:sz w:val="24"/>
@@ -6592,6 +6777,7 @@
           <w:ilvl w:val="0"/>
           <w:numId w:val="20"/>
         </w:numPr>
+        <w:spacing w:after="0"/>
         <w:rPr>
           <w:rFonts w:cstheme="minorHAnsi"/>
           <w:sz w:val="24"/>
@@ -6614,6 +6800,7 @@
           <w:ilvl w:val="0"/>
           <w:numId w:val="20"/>
         </w:numPr>
+        <w:spacing w:after="0"/>
         <w:rPr>
           <w:rFonts w:cstheme="minorHAnsi"/>
           <w:sz w:val="24"/>
@@ -6662,7 +6849,7 @@
         <v:path o:extrusionok="f" gradientshapeok="t" o:connecttype="rect"/>
         <o:lock v:ext="edit" aspectratio="t"/>
       </v:shapetype>
-      <v:shape id="_x0000_i1034" type="#_x0000_t75" style="width:11.4pt;height:11.4pt" o:bullet="t">
+      <v:shape id="_x0000_i1106" type="#_x0000_t75" style="width:11.4pt;height:11.4pt" o:bullet="t">
         <v:imagedata r:id="rId1" o:title="msoA55B"/>
       </v:shape>
     </w:pict>
@@ -8237,6 +8424,119 @@
     </w:lvl>
   </w:abstractNum>
   <w:abstractNum w:abstractNumId="14" w15:restartNumberingAfterBreak="0">
+    <w:nsid w:val="600148F3"/>
+    <w:multiLevelType w:val="hybridMultilevel"/>
+    <w:tmpl w:val="C08C48F6"/>
+    <w:lvl w:ilvl="0" w:tplc="0409000D">
+      <w:start w:val="1"/>
+      <w:numFmt w:val="bullet"/>
+      <w:lvlText w:val=""/>
+      <w:lvlJc w:val="left"/>
+      <w:pPr>
+        <w:ind w:left="720" w:hanging="360"/>
+      </w:pPr>
+      <w:rPr>
+        <w:rFonts w:ascii="Wingdings" w:hAnsi="Wingdings" w:hint="default"/>
+      </w:rPr>
+    </w:lvl>
+    <w:lvl w:ilvl="1" w:tplc="04090003" w:tentative="1">
+      <w:start w:val="1"/>
+      <w:numFmt w:val="bullet"/>
+      <w:lvlText w:val="o"/>
+      <w:lvlJc w:val="left"/>
+      <w:pPr>
+        <w:ind w:left="1440" w:hanging="360"/>
+      </w:pPr>
+      <w:rPr>
+        <w:rFonts w:ascii="Courier New" w:hAnsi="Courier New" w:cs="Courier New" w:hint="default"/>
+      </w:rPr>
+    </w:lvl>
+    <w:lvl w:ilvl="2" w:tplc="04090005" w:tentative="1">
+      <w:start w:val="1"/>
+      <w:numFmt w:val="bullet"/>
+      <w:lvlText w:val=""/>
+      <w:lvlJc w:val="left"/>
+      <w:pPr>
+        <w:ind w:left="2160" w:hanging="360"/>
+      </w:pPr>
+      <w:rPr>
+        <w:rFonts w:ascii="Wingdings" w:hAnsi="Wingdings" w:hint="default"/>
+      </w:rPr>
+    </w:lvl>
+    <w:lvl w:ilvl="3" w:tplc="04090001" w:tentative="1">
+      <w:start w:val="1"/>
+      <w:numFmt w:val="bullet"/>
+      <w:lvlText w:val=""/>
+      <w:lvlJc w:val="left"/>
+      <w:pPr>
+        <w:ind w:left="2880" w:hanging="360"/>
+      </w:pPr>
+      <w:rPr>
+        <w:rFonts w:ascii="Symbol" w:hAnsi="Symbol" w:hint="default"/>
+      </w:rPr>
+    </w:lvl>
+    <w:lvl w:ilvl="4" w:tplc="04090003" w:tentative="1">
+      <w:start w:val="1"/>
+      <w:numFmt w:val="bullet"/>
+      <w:lvlText w:val="o"/>
+      <w:lvlJc w:val="left"/>
+      <w:pPr>
+        <w:ind w:left="3600" w:hanging="360"/>
+      </w:pPr>
+      <w:rPr>
+        <w:rFonts w:ascii="Courier New" w:hAnsi="Courier New" w:cs="Courier New" w:hint="default"/>
+      </w:rPr>
+    </w:lvl>
+    <w:lvl w:ilvl="5" w:tplc="04090005" w:tentative="1">
+      <w:start w:val="1"/>
+      <w:numFmt w:val="bullet"/>
+      <w:lvlText w:val=""/>
+      <w:lvlJc w:val="left"/>
+      <w:pPr>
+        <w:ind w:left="4320" w:hanging="360"/>
+      </w:pPr>
+      <w:rPr>
+        <w:rFonts w:ascii="Wingdings" w:hAnsi="Wingdings" w:hint="default"/>
+      </w:rPr>
+    </w:lvl>
+    <w:lvl w:ilvl="6" w:tplc="04090001" w:tentative="1">
+      <w:start w:val="1"/>
+      <w:numFmt w:val="bullet"/>
+      <w:lvlText w:val=""/>
+      <w:lvlJc w:val="left"/>
+      <w:pPr>
+        <w:ind w:left="5040" w:hanging="360"/>
+      </w:pPr>
+      <w:rPr>
+        <w:rFonts w:ascii="Symbol" w:hAnsi="Symbol" w:hint="default"/>
+      </w:rPr>
+    </w:lvl>
+    <w:lvl w:ilvl="7" w:tplc="04090003" w:tentative="1">
+      <w:start w:val="1"/>
+      <w:numFmt w:val="bullet"/>
+      <w:lvlText w:val="o"/>
+      <w:lvlJc w:val="left"/>
+      <w:pPr>
+        <w:ind w:left="5760" w:hanging="360"/>
+      </w:pPr>
+      <w:rPr>
+        <w:rFonts w:ascii="Courier New" w:hAnsi="Courier New" w:cs="Courier New" w:hint="default"/>
+      </w:rPr>
+    </w:lvl>
+    <w:lvl w:ilvl="8" w:tplc="04090005" w:tentative="1">
+      <w:start w:val="1"/>
+      <w:numFmt w:val="bullet"/>
+      <w:lvlText w:val=""/>
+      <w:lvlJc w:val="left"/>
+      <w:pPr>
+        <w:ind w:left="6480" w:hanging="360"/>
+      </w:pPr>
+      <w:rPr>
+        <w:rFonts w:ascii="Wingdings" w:hAnsi="Wingdings" w:hint="default"/>
+      </w:rPr>
+    </w:lvl>
+  </w:abstractNum>
+  <w:abstractNum w:abstractNumId="15" w15:restartNumberingAfterBreak="0">
     <w:nsid w:val="607F3B8D"/>
     <w:multiLevelType w:val="hybridMultilevel"/>
     <w:tmpl w:val="C68EEE9C"/>
@@ -8349,7 +8649,7 @@
       </w:rPr>
     </w:lvl>
   </w:abstractNum>
-  <w:abstractNum w:abstractNumId="15" w15:restartNumberingAfterBreak="0">
+  <w:abstractNum w:abstractNumId="16" w15:restartNumberingAfterBreak="0">
     <w:nsid w:val="78D72902"/>
     <w:multiLevelType w:val="hybridMultilevel"/>
     <w:tmpl w:val="D8C20FB6"/>
@@ -8462,7 +8762,7 @@
       </w:rPr>
     </w:lvl>
   </w:abstractNum>
-  <w:abstractNum w:abstractNumId="16" w15:restartNumberingAfterBreak="0">
+  <w:abstractNum w:abstractNumId="17" w15:restartNumberingAfterBreak="0">
     <w:nsid w:val="7D9B0062"/>
     <w:multiLevelType w:val="hybridMultilevel"/>
     <w:tmpl w:val="FDD0B14A"/>
@@ -8612,7 +8912,7 @@
     <w:abstractNumId w:val="12"/>
   </w:num>
   <w:num w:numId="12">
-    <w:abstractNumId w:val="16"/>
+    <w:abstractNumId w:val="17"/>
   </w:num>
   <w:num w:numId="13">
     <w:abstractNumId w:val="9"/>
@@ -8624,7 +8924,7 @@
     <w:abstractNumId w:val="10"/>
   </w:num>
   <w:num w:numId="16">
-    <w:abstractNumId w:val="15"/>
+    <w:abstractNumId w:val="16"/>
   </w:num>
   <w:num w:numId="17">
     <w:abstractNumId w:val="6"/>
@@ -8636,10 +8936,13 @@
     <w:abstractNumId w:val="1"/>
   </w:num>
   <w:num w:numId="20">
-    <w:abstractNumId w:val="14"/>
+    <w:abstractNumId w:val="15"/>
   </w:num>
   <w:num w:numId="21">
     <w:abstractNumId w:val="5"/>
+  </w:num>
+  <w:num w:numId="22">
+    <w:abstractNumId w:val="14"/>
   </w:num>
 </w:numbering>
 </file>
@@ -9577,7 +9880,7 @@
 </file>
 
 <file path=customXml/itemProps1.xml><?xml version="1.0" encoding="utf-8"?>
-<ds:datastoreItem xmlns:ds="http://schemas.openxmlformats.org/officeDocument/2006/customXml" ds:itemID="{9E155DF0-34F0-4431-9A97-D687DAEE5285}">
+<ds:datastoreItem xmlns:ds="http://schemas.openxmlformats.org/officeDocument/2006/customXml" ds:itemID="{23ABD18A-0AA1-4A57-99D5-45B0EB23348C}">
   <ds:schemaRefs>
     <ds:schemaRef ds:uri="http://schemas.openxmlformats.org/officeDocument/2006/bibliography"/>
   </ds:schemaRefs>
